--- a/resources/dist/sheets/roads-trails-and-rails-west-student-sheet-es.docx
+++ b/resources/dist/sheets/roads-trails-and-rails-west-student-sheet-es.docx
@@ -76,7 +76,7 @@
         </w:rPr>
         <w:t xml:space="preserve">Abre el mapa en MapMaker: </w:t>
       </w:r>
-      <w:hyperlink w:history="1" r:id="rIdtv1nzbvqronpoqmmcwzvr">
+      <w:hyperlink w:history="1" r:id="rIdqe_duooawen9w3snhncdp">
         <w:r>
           <w:rPr>
             <w:i/>

--- a/resources/dist/sheets/roads-trails-and-rails-west-student-sheet-es.docx
+++ b/resources/dist/sheets/roads-trails-and-rails-west-student-sheet-es.docx
@@ -76,7 +76,7 @@
         </w:rPr>
         <w:t xml:space="preserve">Abre el mapa en MapMaker: </w:t>
       </w:r>
-      <w:hyperlink w:history="1" r:id="rIdqe_duooawen9w3snhncdp">
+      <w:hyperlink w:history="1" r:id="rIdzxq9ti6ermzdwgzllkpy_">
         <w:r>
           <w:rPr>
             <w:i/>

--- a/resources/dist/sheets/roads-trails-and-rails-west-student-sheet-es.docx
+++ b/resources/dist/sheets/roads-trails-and-rails-west-student-sheet-es.docx
@@ -76,7 +76,7 @@
         </w:rPr>
         <w:t xml:space="preserve">Abre el mapa en MapMaker: </w:t>
       </w:r>
-      <w:hyperlink w:history="1" r:id="rIdzxq9ti6ermzdwgzllkpy_">
+      <w:hyperlink w:history="1" r:id="rIdutohoh6pglam3uldhr6mu">
         <w:r>
           <w:rPr>
             <w:i/>

--- a/resources/dist/sheets/roads-trails-and-rails-west-student-sheet-es.docx
+++ b/resources/dist/sheets/roads-trails-and-rails-west-student-sheet-es.docx
@@ -76,7 +76,7 @@
         </w:rPr>
         <w:t xml:space="preserve">Abre el mapa en MapMaker: </w:t>
       </w:r>
-      <w:hyperlink w:history="1" r:id="rIdutohoh6pglam3uldhr6mu">
+      <w:hyperlink w:history="1" r:id="rIdscjhctnbfc-g0oiqfgqml">
         <w:r>
           <w:rPr>
             <w:i/>

--- a/resources/dist/sheets/roads-trails-and-rails-west-student-sheet-es.docx
+++ b/resources/dist/sheets/roads-trails-and-rails-west-student-sheet-es.docx
@@ -76,7 +76,7 @@
         </w:rPr>
         <w:t xml:space="preserve">Abre el mapa en MapMaker: </w:t>
       </w:r>
-      <w:hyperlink w:history="1" r:id="rIdscjhctnbfc-g0oiqfgqml">
+      <w:hyperlink w:history="1" r:id="rIdwjwyt8poo_cnry8m6wylm">
         <w:r>
           <w:rPr>
             <w:i/>

--- a/resources/dist/sheets/roads-trails-and-rails-west-student-sheet-es.docx
+++ b/resources/dist/sheets/roads-trails-and-rails-west-student-sheet-es.docx
@@ -76,7 +76,7 @@
         </w:rPr>
         <w:t xml:space="preserve">Abre el mapa en MapMaker: </w:t>
       </w:r>
-      <w:hyperlink w:history="1" r:id="rIdwjwyt8poo_cnry8m6wylm">
+      <w:hyperlink w:history="1" r:id="rIdtx_sba-bi5ux8ezuktlkq">
         <w:r>
           <w:rPr>
             <w:i/>

--- a/resources/dist/sheets/roads-trails-and-rails-west-student-sheet-es.docx
+++ b/resources/dist/sheets/roads-trails-and-rails-west-student-sheet-es.docx
@@ -76,7 +76,7 @@
         </w:rPr>
         <w:t xml:space="preserve">Abre el mapa en MapMaker: </w:t>
       </w:r>
-      <w:hyperlink w:history="1" r:id="rIdtx_sba-bi5ux8ezuktlkq">
+      <w:hyperlink w:history="1" r:id="rIdpfkjiqngeut4u51xkws16">
         <w:r>
           <w:rPr>
             <w:i/>

--- a/resources/dist/sheets/roads-trails-and-rails-west-student-sheet-es.docx
+++ b/resources/dist/sheets/roads-trails-and-rails-west-student-sheet-es.docx
@@ -76,7 +76,7 @@
         </w:rPr>
         <w:t xml:space="preserve">Abre el mapa en MapMaker: </w:t>
       </w:r>
-      <w:hyperlink w:history="1" r:id="rIdpfkjiqngeut4u51xkws16">
+      <w:hyperlink w:history="1" r:id="rIdamxghofhzlgnoluvjv4um">
         <w:r>
           <w:rPr>
             <w:i/>

--- a/resources/dist/sheets/roads-trails-and-rails-west-student-sheet-es.docx
+++ b/resources/dist/sheets/roads-trails-and-rails-west-student-sheet-es.docx
@@ -76,7 +76,7 @@
         </w:rPr>
         <w:t xml:space="preserve">Abre el mapa en MapMaker: </w:t>
       </w:r>
-      <w:hyperlink w:history="1" r:id="rIdamxghofhzlgnoluvjv4um">
+      <w:hyperlink w:history="1" r:id="rIdsxiwa2zpd4vj2un6bwn2z">
         <w:r>
           <w:rPr>
             <w:i/>

--- a/resources/dist/sheets/roads-trails-and-rails-west-student-sheet-es.docx
+++ b/resources/dist/sheets/roads-trails-and-rails-west-student-sheet-es.docx
@@ -76,7 +76,7 @@
         </w:rPr>
         <w:t xml:space="preserve">Abre el mapa en MapMaker: </w:t>
       </w:r>
-      <w:hyperlink w:history="1" r:id="rIdsxiwa2zpd4vj2un6bwn2z">
+      <w:hyperlink w:history="1" r:id="rIdryhm_970q639lwtpkztde">
         <w:r>
           <w:rPr>
             <w:i/>

--- a/resources/dist/sheets/roads-trails-and-rails-west-student-sheet-es.docx
+++ b/resources/dist/sheets/roads-trails-and-rails-west-student-sheet-es.docx
@@ -76,7 +76,7 @@
         </w:rPr>
         <w:t xml:space="preserve">Abre el mapa en MapMaker: </w:t>
       </w:r>
-      <w:hyperlink w:history="1" r:id="rIdryhm_970q639lwtpkztde">
+      <w:hyperlink w:history="1" r:id="rId-zsml3br8bkpfinnpiski">
         <w:r>
           <w:rPr>
             <w:i/>
@@ -92,6 +92,7 @@
     <w:p>
       <w:pPr>
         <w:pStyle w:val="ListParagraph"/>
+        <w:keepNext w:val="false"/>
         <w:numPr>
           <w:ilvl w:val="0"/>
           <w:numId w:val="2"/>
@@ -115,6 +116,7 @@
     </w:p>
     <w:p>
       <w:pPr>
+        <w:keepNext w:val="false"/>
         <w:pBdr>
           <w:bottom w:val="single" w:color="8A949F" w:sz="4" w:space="1"/>
         </w:pBdr>
@@ -129,6 +131,7 @@
     </w:p>
     <w:p>
       <w:pPr>
+        <w:keepNext w:val="false"/>
         <w:pBdr>
           <w:bottom w:val="single" w:color="8A949E" w:sz="4" w:space="1"/>
         </w:pBdr>
@@ -144,6 +147,7 @@
     <w:p>
       <w:pPr>
         <w:pStyle w:val="ListParagraph"/>
+        <w:keepNext w:val="false"/>
         <w:numPr>
           <w:ilvl w:val="0"/>
           <w:numId w:val="2"/>
@@ -167,6 +171,7 @@
     </w:p>
     <w:p>
       <w:pPr>
+        <w:keepNext w:val="false"/>
         <w:spacing w:before="120"/>
         <w:ind w:left="360"/>
       </w:pPr>
@@ -179,6 +184,7 @@
     </w:p>
     <w:p>
       <w:pPr>
+        <w:keepNext w:val="false"/>
         <w:pBdr>
           <w:bottom w:val="single" w:color="8A949F" w:sz="4" w:space="1"/>
         </w:pBdr>
@@ -193,6 +199,7 @@
     </w:p>
     <w:p>
       <w:pPr>
+        <w:keepNext w:val="false"/>
         <w:pBdr>
           <w:bottom w:val="single" w:color="8A949E" w:sz="4" w:space="1"/>
         </w:pBdr>
@@ -208,6 +215,7 @@
     <w:p>
       <w:pPr>
         <w:pStyle w:val="ListParagraph"/>
+        <w:keepNext w:val="false"/>
         <w:numPr>
           <w:ilvl w:val="0"/>
           <w:numId w:val="2"/>
@@ -231,6 +239,7 @@
     </w:p>
     <w:p>
       <w:pPr>
+        <w:keepNext w:val="false"/>
         <w:pBdr>
           <w:bottom w:val="single" w:color="8A949F" w:sz="4" w:space="1"/>
         </w:pBdr>
@@ -245,6 +254,7 @@
     </w:p>
     <w:p>
       <w:pPr>
+        <w:keepNext w:val="false"/>
         <w:pBdr>
           <w:bottom w:val="single" w:color="8A949E" w:sz="4" w:space="1"/>
         </w:pBdr>
@@ -260,6 +270,7 @@
     <w:p>
       <w:pPr>
         <w:pStyle w:val="ListParagraph"/>
+        <w:keepNext w:val="false"/>
         <w:numPr>
           <w:ilvl w:val="0"/>
           <w:numId w:val="2"/>
@@ -283,6 +294,7 @@
     </w:p>
     <w:p>
       <w:pPr>
+        <w:keepNext w:val="false"/>
         <w:pBdr>
           <w:bottom w:val="single" w:color="8A949F" w:sz="4" w:space="1"/>
         </w:pBdr>
@@ -297,6 +309,7 @@
     </w:p>
     <w:p>
       <w:pPr>
+        <w:keepNext w:val="false"/>
         <w:pBdr>
           <w:bottom w:val="single" w:color="8A949E" w:sz="4" w:space="1"/>
         </w:pBdr>
@@ -311,6 +324,7 @@
     </w:p>
     <w:p>
       <w:pPr>
+        <w:keepNext w:val="false"/>
         <w:spacing w:before="320"/>
       </w:pPr>
       <w:r>
@@ -330,6 +344,7 @@
     </w:p>
     <w:p>
       <w:pPr>
+        <w:keepNext w:val="false"/>
         <w:pBdr>
           <w:bottom w:val="single" w:color="8A949F" w:sz="4" w:space="1"/>
         </w:pBdr>
@@ -344,6 +359,7 @@
     </w:p>
     <w:p>
       <w:pPr>
+        <w:keepNext w:val="false"/>
         <w:pBdr>
           <w:bottom w:val="single" w:color="8A949E" w:sz="4" w:space="1"/>
         </w:pBdr>
@@ -358,6 +374,7 @@
     </w:p>
     <w:p>
       <w:pPr>
+        <w:keepNext w:val="false"/>
         <w:pBdr>
           <w:bottom w:val="single" w:color="8A949F" w:sz="4" w:space="1"/>
         </w:pBdr>
@@ -793,6 +810,25 @@
       <w:szCs w:val="36"/>
     </w:rPr>
   </w:style>
+  <w:style w:type="paragraph" w:styleId="Heading2">
+    <w:name w:val="Heading 2"/>
+    <w:basedOn w:val="Normal"/>
+    <w:next w:val="Normal"/>
+    <w:qFormat/>
+    <w:pPr>
+      <w:keepNext/>
+      <w:spacing w:after="40" w:before="180"/>
+      <w:outlineLvl w:val="1"/>
+    </w:pPr>
+    <w:rPr>
+      <w:rFonts w:ascii="Arial" w:cs="Arial" w:eastAsia="Arial" w:hAnsi="Arial"/>
+      <w:b/>
+      <w:bCs/>
+      <w:color w:val="1F1F1F"/>
+      <w:sz w:val="28"/>
+      <w:szCs w:val="28"/>
+    </w:rPr>
+  </w:style>
   <w:style w:type="paragraph" w:styleId="Subtle">
     <w:name w:val="Subtle"/>
     <w:basedOn w:val="Normal"/>

--- a/resources/dist/sheets/roads-trails-and-rails-west-student-sheet-es.docx
+++ b/resources/dist/sheets/roads-trails-and-rails-west-student-sheet-es.docx
@@ -29,7 +29,7 @@
         <w:tabs>
           <w:tab w:val="left" w:pos="5200"/>
         </w:tabs>
-        <w:spacing w:after="200" w:before="200"/>
+        <w:spacing w:after="120" w:before="120"/>
       </w:pPr>
       <w:r>
         <w:rPr>
@@ -76,7 +76,7 @@
         </w:rPr>
         <w:t xml:space="preserve">Abre el mapa en MapMaker: </w:t>
       </w:r>
-      <w:hyperlink w:history="1" r:id="rId-zsml3br8bkpfinnpiski">
+      <w:hyperlink w:history="1" r:id="rIdaadkxt59b45y5v4h9qww_">
         <w:r>
           <w:rPr>
             <w:i/>
@@ -91,8 +91,83 @@
     </w:p>
     <w:p>
       <w:pPr>
+        <w:pStyle w:val="Heading2"/>
+      </w:pPr>
+      <w:r>
+        <w:rPr>
+          <w:lang w:val="es-US"/>
+        </w:rPr>
+        <w:t xml:space="preserve">Antes de empezar</w:t>
+      </w:r>
+    </w:p>
+    <w:p>
+      <w:pPr>
+        <w:spacing w:after="80"/>
+      </w:pPr>
+      <w:r>
+        <w:rPr>
+          <w:lang w:val="es-US"/>
+        </w:rPr>
+        <w:t xml:space="preserve">En el siglo XIX, cientos de miles de personas del este de Estados Unidos viajaron al Oeste en carretas, en busca de tierras de cultivo, oro o un lugar donde practicar su religión libremente. Un viaje por uno de los senderos podía durar meses. Más adelante en ese siglo, se construyeron ferrocarriles a través del Oeste.</w:t>
+      </w:r>
+    </w:p>
+    <w:p>
+      <w:pPr>
+        <w:pStyle w:val="Heading2"/>
+      </w:pPr>
+      <w:r>
+        <w:rPr>
+          <w:lang w:val="es-US"/>
+        </w:rPr>
+        <w:t xml:space="preserve">Cómo leer el mapa</w:t>
+      </w:r>
+    </w:p>
+    <w:p>
+      <w:pPr>
+        <w:spacing w:after="80"/>
+      </w:pPr>
+      <w:r>
+        <w:rPr>
+          <w:lang w:val="es-US"/>
+        </w:rPr>
+        <w:t xml:space="preserve">Cada sendero es una línea punteada de un color distinto; la leyenda indica sus nombres. Las capas Railroads e Indigenous Territories están desactivadas al abrir el mapa: actívalas en las capas del mapa (Map layers). Las líneas gruesas de colores son los ferrocarriles transcontinentales y las líneas grises finas son otros ferrocarriles. El territorio de cada nación indígena tiene su propio color, y su nombre aparece al acercarte. Los territorios son aproximados y no aparecen en la leyenda.</w:t>
+      </w:r>
+    </w:p>
+    <w:p>
+      <w:pPr>
+        <w:shd w:fill="F3F3F3" w:val="clear"/>
+        <w:spacing w:after="120" w:before="60"/>
+      </w:pPr>
+      <w:r>
+        <w:rPr>
+          <w:b/>
+          <w:bCs/>
+          <w:lang w:val="es-US"/>
+        </w:rPr>
+        <w:t xml:space="preserve">Consejo: </w:t>
+      </w:r>
+      <w:r>
+        <w:rPr>
+          <w:lang w:val="es-US"/>
+        </w:rPr>
+        <w:t xml:space="preserve">Si una ventana emergente dice 1 de 2 (o más), hay más de un elemento en ese lugar. Usa las flechas de la ventana para ver cada uno.</w:t>
+      </w:r>
+    </w:p>
+    <w:p>
+      <w:pPr>
+        <w:pStyle w:val="Heading2"/>
+      </w:pPr>
+      <w:r>
+        <w:rPr>
+          <w:lang w:val="es-US"/>
+        </w:rPr>
+        <w:t xml:space="preserve">Preguntas</w:t>
+      </w:r>
+    </w:p>
+    <w:p>
+      <w:pPr>
         <w:pStyle w:val="ListParagraph"/>
-        <w:keepNext w:val="false"/>
+        <w:keepNext/>
         <w:numPr>
           <w:ilvl w:val="0"/>
           <w:numId w:val="2"/>
@@ -111,31 +186,61 @@
         <w:rPr>
           <w:lang w:val="es-US"/>
         </w:rPr>
-        <w:t xml:space="preserve">Haz clic en tres senderos. ¿Dónde empezaba y terminaba cada uno? ¿En qué estado empiezan la mayoría de los senderos?</w:t>
+        <w:t xml:space="preserve">Haz clic en tres de las líneas punteadas de los senderos. ¿Dónde empezaba y terminaba cada uno? ¿En qué estado empiezan la mayoría de los senderos?</w:t>
+      </w:r>
+    </w:p>
+    <w:p>
+      <w:pPr>
+        <w:keepNext/>
+        <w:pBdr>
+          <w:bottom w:val="single" w:color="8A949F" w:sz="4" w:space="1"/>
+        </w:pBdr>
+        <w:spacing w:before="100"/>
+      </w:pPr>
+      <w:r>
+        <w:rPr>
+          <w:lang w:val="es-US"/>
+        </w:rPr>
+        <w:t xml:space="preserve"/>
+      </w:r>
+    </w:p>
+    <w:p>
+      <w:pPr>
+        <w:keepNext/>
+        <w:pBdr>
+          <w:bottom w:val="single" w:color="8A949E" w:sz="4" w:space="1"/>
+        </w:pBdr>
+        <w:spacing w:before="100"/>
+      </w:pPr>
+      <w:r>
+        <w:rPr>
+          <w:lang w:val="es-US"/>
+        </w:rPr>
+        <w:t xml:space="preserve"/>
+      </w:r>
+    </w:p>
+    <w:p>
+      <w:pPr>
+        <w:keepNext/>
+        <w:pBdr>
+          <w:bottom w:val="single" w:color="8A949F" w:sz="4" w:space="1"/>
+        </w:pBdr>
+        <w:spacing w:before="100"/>
+      </w:pPr>
+      <w:r>
+        <w:rPr>
+          <w:lang w:val="es-US"/>
+        </w:rPr>
+        <w:t xml:space="preserve"/>
       </w:r>
     </w:p>
     <w:p>
       <w:pPr>
         <w:keepNext w:val="false"/>
         <w:pBdr>
-          <w:bottom w:val="single" w:color="8A949F" w:sz="4" w:space="1"/>
-        </w:pBdr>
-        <w:spacing w:before="120"/>
-      </w:pPr>
-      <w:r>
-        <w:rPr>
-          <w:lang w:val="es-US"/>
-        </w:rPr>
-        <w:t xml:space="preserve"/>
-      </w:r>
-    </w:p>
-    <w:p>
-      <w:pPr>
-        <w:keepNext w:val="false"/>
-        <w:pBdr>
           <w:bottom w:val="single" w:color="8A949E" w:sz="4" w:space="1"/>
         </w:pBdr>
-        <w:spacing w:before="120"/>
+        <w:spacing w:before="100"/>
       </w:pPr>
       <w:r>
         <w:rPr>
@@ -147,7 +252,7 @@
     <w:p>
       <w:pPr>
         <w:pStyle w:val="ListParagraph"/>
-        <w:keepNext w:val="false"/>
+        <w:keepNext/>
         <w:numPr>
           <w:ilvl w:val="0"/>
           <w:numId w:val="2"/>
@@ -166,12 +271,12 @@
         <w:rPr>
           <w:lang w:val="es-US"/>
         </w:rPr>
-        <w:t xml:space="preserve">Haz clic en el sendero de Oregón. ¿Qué longitud tenía y cuántas personas lo recorrieron? ¿Por qué el sendero es más largo que una línea recta?</w:t>
-      </w:r>
-    </w:p>
-    <w:p>
-      <w:pPr>
-        <w:keepNext w:val="false"/>
+        <w:t xml:space="preserve">Haz clic en el sendero de Oregón (busca su color en la leyenda). ¿Qué longitud tenía y cuántas personas lo recorrieron? ¿Por qué el sendero es más largo que una línea recta?</w:t>
+      </w:r>
+    </w:p>
+    <w:p>
+      <w:pPr>
+        <w:keepNext/>
         <w:spacing w:before="120"/>
         <w:ind w:left="360"/>
       </w:pPr>
@@ -184,26 +289,41 @@
     </w:p>
     <w:p>
       <w:pPr>
+        <w:keepNext/>
+        <w:pBdr>
+          <w:bottom w:val="single" w:color="8A949F" w:sz="4" w:space="1"/>
+        </w:pBdr>
+        <w:spacing w:before="100"/>
+      </w:pPr>
+      <w:r>
+        <w:rPr>
+          <w:lang w:val="es-US"/>
+        </w:rPr>
+        <w:t xml:space="preserve"/>
+      </w:r>
+    </w:p>
+    <w:p>
+      <w:pPr>
+        <w:keepNext/>
+        <w:pBdr>
+          <w:bottom w:val="single" w:color="8A949E" w:sz="4" w:space="1"/>
+        </w:pBdr>
+        <w:spacing w:before="100"/>
+      </w:pPr>
+      <w:r>
+        <w:rPr>
+          <w:lang w:val="es-US"/>
+        </w:rPr>
+        <w:t xml:space="preserve"/>
+      </w:r>
+    </w:p>
+    <w:p>
+      <w:pPr>
         <w:keepNext w:val="false"/>
         <w:pBdr>
           <w:bottom w:val="single" w:color="8A949F" w:sz="4" w:space="1"/>
         </w:pBdr>
-        <w:spacing w:before="120"/>
-      </w:pPr>
-      <w:r>
-        <w:rPr>
-          <w:lang w:val="es-US"/>
-        </w:rPr>
-        <w:t xml:space="preserve"/>
-      </w:r>
-    </w:p>
-    <w:p>
-      <w:pPr>
-        <w:keepNext w:val="false"/>
-        <w:pBdr>
-          <w:bottom w:val="single" w:color="8A949E" w:sz="4" w:space="1"/>
-        </w:pBdr>
-        <w:spacing w:before="120"/>
+        <w:spacing w:before="100"/>
       </w:pPr>
       <w:r>
         <w:rPr>
@@ -215,7 +335,7 @@
     <w:p>
       <w:pPr>
         <w:pStyle w:val="ListParagraph"/>
-        <w:keepNext w:val="false"/>
+        <w:keepNext/>
         <w:numPr>
           <w:ilvl w:val="0"/>
           <w:numId w:val="2"/>
@@ -234,7 +354,37 @@
         <w:rPr>
           <w:lang w:val="es-US"/>
         </w:rPr>
-        <w:t xml:space="preserve">Activa la capa Indigenous Territories (territorios indígenas) y sigue un sendero. ¿Estaba vacía la tierra que cruzaba el sendero? ¿Qué pudo significar el sendero para las personas que vivían allí?</w:t>
+        <w:t xml:space="preserve">En las capas del mapa (Map layers), activa Indigenous Territories (territorios indígenas). Acércate hasta que aparezcan los nombres de las naciones y sigue un sendero. ¿Estaba vacía la tierra que cruzaba el sendero? ¿Qué pudo significar el sendero para las personas que vivían allí?</w:t>
+      </w:r>
+    </w:p>
+    <w:p>
+      <w:pPr>
+        <w:keepNext/>
+        <w:pBdr>
+          <w:bottom w:val="single" w:color="8A949F" w:sz="4" w:space="1"/>
+        </w:pBdr>
+        <w:spacing w:before="100"/>
+      </w:pPr>
+      <w:r>
+        <w:rPr>
+          <w:lang w:val="es-US"/>
+        </w:rPr>
+        <w:t xml:space="preserve"/>
+      </w:r>
+    </w:p>
+    <w:p>
+      <w:pPr>
+        <w:keepNext/>
+        <w:pBdr>
+          <w:bottom w:val="single" w:color="8A949E" w:sz="4" w:space="1"/>
+        </w:pBdr>
+        <w:spacing w:before="100"/>
+      </w:pPr>
+      <w:r>
+        <w:rPr>
+          <w:lang w:val="es-US"/>
+        </w:rPr>
+        <w:t xml:space="preserve"/>
       </w:r>
     </w:p>
     <w:p>
@@ -243,22 +393,7 @@
         <w:pBdr>
           <w:bottom w:val="single" w:color="8A949F" w:sz="4" w:space="1"/>
         </w:pBdr>
-        <w:spacing w:before="120"/>
-      </w:pPr>
-      <w:r>
-        <w:rPr>
-          <w:lang w:val="es-US"/>
-        </w:rPr>
-        <w:t xml:space="preserve"/>
-      </w:r>
-    </w:p>
-    <w:p>
-      <w:pPr>
-        <w:keepNext w:val="false"/>
-        <w:pBdr>
-          <w:bottom w:val="single" w:color="8A949E" w:sz="4" w:space="1"/>
-        </w:pBdr>
-        <w:spacing w:before="120"/>
+        <w:spacing w:before="100"/>
       </w:pPr>
       <w:r>
         <w:rPr>
@@ -270,7 +405,7 @@
     <w:p>
       <w:pPr>
         <w:pStyle w:val="ListParagraph"/>
-        <w:keepNext w:val="false"/>
+        <w:keepNext/>
         <w:numPr>
           <w:ilvl w:val="0"/>
           <w:numId w:val="2"/>
@@ -289,7 +424,37 @@
         <w:rPr>
           <w:lang w:val="es-US"/>
         </w:rPr>
-        <w:t xml:space="preserve">Activa las capas de ferrocarriles. ¿Qué senderos sigue más de cerca la línea Union Pacific y Central Pacific? Haz clic en una línea de ferrocarril: ¿desde cuándo funcionaba?</w:t>
+        <w:t xml:space="preserve">En las capas del mapa (Map layers), activa Railroads (ferrocarriles). ¿Qué senderos sigue más de cerca la línea Union Pacific y Central Pacific? Haz clic en una línea gris fina de ferrocarril: ¿desde cuándo funcionaba?</w:t>
+      </w:r>
+    </w:p>
+    <w:p>
+      <w:pPr>
+        <w:keepNext/>
+        <w:pBdr>
+          <w:bottom w:val="single" w:color="8A949F" w:sz="4" w:space="1"/>
+        </w:pBdr>
+        <w:spacing w:before="100"/>
+      </w:pPr>
+      <w:r>
+        <w:rPr>
+          <w:lang w:val="es-US"/>
+        </w:rPr>
+        <w:t xml:space="preserve"/>
+      </w:r>
+    </w:p>
+    <w:p>
+      <w:pPr>
+        <w:keepNext/>
+        <w:pBdr>
+          <w:bottom w:val="single" w:color="8A949E" w:sz="4" w:space="1"/>
+        </w:pBdr>
+        <w:spacing w:before="100"/>
+      </w:pPr>
+      <w:r>
+        <w:rPr>
+          <w:lang w:val="es-US"/>
+        </w:rPr>
+        <w:t xml:space="preserve"/>
       </w:r>
     </w:p>
     <w:p>
@@ -298,33 +463,18 @@
         <w:pBdr>
           <w:bottom w:val="single" w:color="8A949F" w:sz="4" w:space="1"/>
         </w:pBdr>
-        <w:spacing w:before="120"/>
-      </w:pPr>
-      <w:r>
-        <w:rPr>
-          <w:lang w:val="es-US"/>
-        </w:rPr>
-        <w:t xml:space="preserve"/>
-      </w:r>
-    </w:p>
-    <w:p>
-      <w:pPr>
-        <w:keepNext w:val="false"/>
-        <w:pBdr>
-          <w:bottom w:val="single" w:color="8A949E" w:sz="4" w:space="1"/>
-        </w:pBdr>
-        <w:spacing w:before="120"/>
-      </w:pPr>
-      <w:r>
-        <w:rPr>
-          <w:lang w:val="es-US"/>
-        </w:rPr>
-        <w:t xml:space="preserve"/>
-      </w:r>
-    </w:p>
-    <w:p>
-      <w:pPr>
-        <w:keepNext w:val="false"/>
+        <w:spacing w:before="100"/>
+      </w:pPr>
+      <w:r>
+        <w:rPr>
+          <w:lang w:val="es-US"/>
+        </w:rPr>
+        <w:t xml:space="preserve"/>
+      </w:r>
+    </w:p>
+    <w:p>
+      <w:pPr>
+        <w:keepNext/>
         <w:spacing w:before="320"/>
       </w:pPr>
       <w:r>
@@ -344,11 +494,123 @@
     </w:p>
     <w:p>
       <w:pPr>
+        <w:keepNext/>
+        <w:pBdr>
+          <w:bottom w:val="single" w:color="8A949F" w:sz="4" w:space="1"/>
+        </w:pBdr>
+        <w:spacing w:before="100"/>
+      </w:pPr>
+      <w:r>
+        <w:rPr>
+          <w:lang w:val="es-US"/>
+        </w:rPr>
+        <w:t xml:space="preserve"/>
+      </w:r>
+    </w:p>
+    <w:p>
+      <w:pPr>
+        <w:keepNext/>
+        <w:pBdr>
+          <w:bottom w:val="single" w:color="8A949E" w:sz="4" w:space="1"/>
+        </w:pBdr>
+        <w:spacing w:before="100"/>
+      </w:pPr>
+      <w:r>
+        <w:rPr>
+          <w:lang w:val="es-US"/>
+        </w:rPr>
+        <w:t xml:space="preserve"/>
+      </w:r>
+    </w:p>
+    <w:p>
+      <w:pPr>
+        <w:keepNext/>
+        <w:pBdr>
+          <w:bottom w:val="single" w:color="8A949F" w:sz="4" w:space="1"/>
+        </w:pBdr>
+        <w:spacing w:before="100"/>
+      </w:pPr>
+      <w:r>
+        <w:rPr>
+          <w:lang w:val="es-US"/>
+        </w:rPr>
+        <w:t xml:space="preserve"/>
+      </w:r>
+    </w:p>
+    <w:p>
+      <w:pPr>
+        <w:keepNext/>
+        <w:pBdr>
+          <w:bottom w:val="single" w:color="8A949E" w:sz="4" w:space="1"/>
+        </w:pBdr>
+        <w:spacing w:before="100"/>
+      </w:pPr>
+      <w:r>
+        <w:rPr>
+          <w:lang w:val="es-US"/>
+        </w:rPr>
+        <w:t xml:space="preserve"/>
+      </w:r>
+    </w:p>
+    <w:p>
+      <w:pPr>
         <w:keepNext w:val="false"/>
         <w:pBdr>
           <w:bottom w:val="single" w:color="8A949F" w:sz="4" w:space="1"/>
         </w:pBdr>
-        <w:spacing w:before="120"/>
+        <w:spacing w:before="100"/>
+      </w:pPr>
+      <w:r>
+        <w:rPr>
+          <w:lang w:val="es-US"/>
+        </w:rPr>
+        <w:t xml:space="preserve"/>
+      </w:r>
+    </w:p>
+    <w:p>
+      <w:pPr>
+        <w:pStyle w:val="Heading2"/>
+      </w:pPr>
+      <w:r>
+        <w:rPr>
+          <w:lang w:val="es-US"/>
+        </w:rPr>
+        <w:t xml:space="preserve">Reflexión</w:t>
+      </w:r>
+    </w:p>
+    <w:p>
+      <w:pPr>
+        <w:keepNext/>
+      </w:pPr>
+      <w:r>
+        <w:rPr>
+          <w:lang w:val="es-US"/>
+        </w:rPr>
+        <w:t xml:space="preserve">¿Qué te mostró el mapa sobre el viaje al Oeste que quizá no habrías notado solo con la lectura?</w:t>
+      </w:r>
+    </w:p>
+    <w:p>
+      <w:pPr>
+        <w:keepNext/>
+        <w:pBdr>
+          <w:bottom w:val="single" w:color="8A949F" w:sz="4" w:space="1"/>
+        </w:pBdr>
+        <w:spacing w:before="100"/>
+      </w:pPr>
+      <w:r>
+        <w:rPr>
+          <w:lang w:val="es-US"/>
+        </w:rPr>
+        <w:t xml:space="preserve"/>
+      </w:r>
+    </w:p>
+    <w:p>
+      <w:pPr>
+        <w:keepNext/>
+        <w:pBdr>
+          <w:bottom w:val="single" w:color="8A949E" w:sz="4" w:space="1"/>
+        </w:pBdr>
+        <w:spacing w:before="100"/>
       </w:pPr>
       <w:r>
         <w:rPr>
@@ -361,36 +623,33 @@
       <w:pPr>
         <w:keepNext w:val="false"/>
         <w:pBdr>
-          <w:bottom w:val="single" w:color="8A949E" w:sz="4" w:space="1"/>
-        </w:pBdr>
-        <w:spacing w:before="120"/>
-      </w:pPr>
-      <w:r>
-        <w:rPr>
-          <w:lang w:val="es-US"/>
-        </w:rPr>
-        <w:t xml:space="preserve"/>
-      </w:r>
-    </w:p>
-    <w:p>
-      <w:pPr>
-        <w:keepNext w:val="false"/>
-        <w:pBdr>
-          <w:bottom w:val="single" w:color="8A949F" w:sz="4" w:space="1"/>
-        </w:pBdr>
-        <w:spacing w:before="120"/>
-      </w:pPr>
-      <w:r>
-        <w:rPr>
-          <w:lang w:val="es-US"/>
-        </w:rPr>
-        <w:t xml:space="preserve"/>
+          <w:bottom w:val="single" w:color="8A949F" w:sz="4" w:space="1"/>
+        </w:pBdr>
+        <w:spacing w:before="100"/>
+      </w:pPr>
+      <w:r>
+        <w:rPr>
+          <w:lang w:val="es-US"/>
+        </w:rPr>
+        <w:t xml:space="preserve"/>
+      </w:r>
+    </w:p>
+    <w:p>
+      <w:pPr>
+        <w:pStyle w:val="Credits"/>
+        <w:spacing w:before="360"/>
+      </w:pPr>
+      <w:r>
+        <w:rPr>
+          <w:lang w:val="es-US"/>
+        </w:rPr>
+        <w:t xml:space="preserve">Map data: National Geographic Education, from National Park Service trail information; Jeremy Atack, historical railroad data (ICPSR 36353), prepared by the MapMaker team; Native Land Digital.</w:t>
       </w:r>
     </w:p>
     <w:sectPr>
       <w:footerReference w:type="default" r:id="rId7"/>
       <w:pgSz w:w="12240" w:h="15840" w:orient="portrait"/>
-      <w:pgMar w:top="1080" w:right="1080" w:bottom="1080" w:left="1080" w:header="708" w:footer="500" w:gutter="0"/>
+      <w:pgMar w:top="900" w:right="1080" w:bottom="900" w:left="1080" w:header="708" w:footer="500" w:gutter="0"/>
       <w:pgNumType/>
       <w:docGrid w:linePitch="360"/>
     </w:sectPr>
@@ -449,7 +708,7 @@
       <w:rPr>
         <w:lang w:val="es-US"/>
       </w:rPr>
-      <w:t xml:space="preserve">Roads, Trails, and Rails West, version 0.1.0. Draft translation. Map data: National Geographic Education, from National Park Service trail information; Jeremy Atack, historical railroad data (ICPSR 36353), prepared by the MapMaker team; Native Land Digital.</w:t>
+      <w:t xml:space="preserve">Roads, Trails, and Rails West, version 0.2.0. Draft translation.</w:t>
     </w:r>
   </w:p>
 </w:ftr>

--- a/resources/dist/sheets/roads-trails-and-rails-west-student-sheet-es.docx
+++ b/resources/dist/sheets/roads-trails-and-rails-west-student-sheet-es.docx
@@ -76,7 +76,7 @@
         </w:rPr>
         <w:t xml:space="preserve">Abre el mapa en MapMaker: </w:t>
       </w:r>
-      <w:hyperlink w:history="1" r:id="rIdaadkxt59b45y5v4h9qww_">
+      <w:hyperlink w:history="1" r:id="rIdq4irjwy6pwlltvjqfdvqn">
         <w:r>
           <w:rPr>
             <w:i/>

--- a/resources/dist/sheets/roads-trails-and-rails-west-student-sheet-es.docx
+++ b/resources/dist/sheets/roads-trails-and-rails-west-student-sheet-es.docx
@@ -7,9 +7,6 @@
         <w:pStyle w:val="Heading1"/>
       </w:pPr>
       <w:r>
-        <w:rPr>
-          <w:lang w:val="es-US"/>
-        </w:rPr>
         <w:t xml:space="preserve">Caminos, senderos y ferrocarriles hacia el Oeste</w:t>
       </w:r>
     </w:p>
@@ -18,30 +15,26 @@
         <w:pStyle w:val="Subtle"/>
       </w:pPr>
       <w:r>
-        <w:rPr>
-          <w:lang w:val="es-US"/>
-        </w:rPr>
         <w:t xml:space="preserve">Hoja del estudiante</w:t>
       </w:r>
     </w:p>
     <w:p>
       <w:pPr>
         <w:tabs>
-          <w:tab w:val="left" w:pos="5200"/>
+          <w:tab w:val="left" w:pos="5000" w:leader="underscore"/>
+          <w:tab w:val="left" w:pos="5600"/>
+          <w:tab w:val="left" w:pos="9400" w:leader="underscore"/>
         </w:tabs>
         <w:spacing w:after="120" w:before="120"/>
       </w:pPr>
       <w:r>
-        <w:rPr>
-          <w:lang w:val="es-US"/>
-        </w:rPr>
-        <w:t xml:space="preserve">Nombre: ____________________________</w:t>
-      </w:r>
-      <w:r>
-        <w:rPr>
-          <w:lang w:val="es-US"/>
-        </w:rPr>
-        <w:t xml:space="preserve">	Fecha: ______________</w:t>
+        <w:t xml:space="preserve">Nombre:</w:t>
+      </w:r>
+      <w:r>
+        <w:t xml:space="preserve">		Fecha:</w:t>
+      </w:r>
+      <w:r>
+        <w:t xml:space="preserve">	</w:t>
       </w:r>
     </w:p>
     <w:p>
@@ -53,50 +46,50 @@
         <w:rPr>
           <w:b/>
           <w:bCs/>
-          <w:lang w:val="es-US"/>
         </w:rPr>
         <w:t xml:space="preserve">Pregunta central: </w:t>
       </w:r>
       <w:r>
-        <w:rPr>
-          <w:lang w:val="es-US"/>
-        </w:rPr>
         <w:t xml:space="preserve">¿Cómo cambiaron los senderos, y después los ferrocarriles, el Oeste de Estados Unidos, y para quién?</w:t>
       </w:r>
     </w:p>
     <w:p>
       <w:pPr>
-        <w:spacing w:after="160"/>
+        <w:spacing w:after="40"/>
       </w:pPr>
       <w:r>
         <w:rPr>
           <w:i/>
           <w:iCs/>
-          <w:lang w:val="es-US"/>
         </w:rPr>
         <w:t xml:space="preserve">Abre el mapa en MapMaker: </w:t>
       </w:r>
-      <w:hyperlink w:history="1" r:id="rIdq4irjwy6pwlltvjqfdvqn">
+      <w:hyperlink w:history="1" r:id="rIdn_xlh1otyidh0veg-rd31">
         <w:r>
           <w:rPr>
             <w:i/>
             <w:iCs/>
             <w:color w:val="0A4FA8"/>
             <w:u w:val="single"/>
-            <w:lang w:val="es-US"/>
           </w:rPr>
-          <w:t xml:space="preserve">Roads, Trails, and Rails West</w:t>
+          <w:t xml:space="preserve">Caminos, senderos y ferrocarriles hacia el Oeste</w:t>
         </w:r>
       </w:hyperlink>
     </w:p>
     <w:p>
       <w:pPr>
+        <w:pStyle w:val="Credits"/>
+        <w:spacing w:after="160"/>
+      </w:pPr>
+      <w:r>
+        <w:t xml:space="preserve">Dirección del mapa: https://mpmkr.maps.arcgis.com/apps/instant/atlas/index.html?appid=0cd1cdee853c413a84bfe4b9a6931f0d&amp;webmap=3ec83a9d66454ade8aead0a64872d931</w:t>
+      </w:r>
+    </w:p>
+    <w:p>
+      <w:pPr>
         <w:pStyle w:val="Heading2"/>
       </w:pPr>
       <w:r>
-        <w:rPr>
-          <w:lang w:val="es-US"/>
-        </w:rPr>
         <w:t xml:space="preserve">Antes de empezar</w:t>
       </w:r>
     </w:p>
@@ -105,9 +98,6 @@
         <w:spacing w:after="80"/>
       </w:pPr>
       <w:r>
-        <w:rPr>
-          <w:lang w:val="es-US"/>
-        </w:rPr>
         <w:t xml:space="preserve">En el siglo XIX, cientos de miles de personas del este de Estados Unidos viajaron al Oeste en carretas, en busca de tierras de cultivo, oro o un lugar donde practicar su religión libremente. Un viaje por uno de los senderos podía durar meses. Más adelante en ese siglo, se construyeron ferrocarriles a través del Oeste.</w:t>
       </w:r>
     </w:p>
@@ -116,9 +106,6 @@
         <w:pStyle w:val="Heading2"/>
       </w:pPr>
       <w:r>
-        <w:rPr>
-          <w:lang w:val="es-US"/>
-        </w:rPr>
         <w:t xml:space="preserve">Cómo leer el mapa</w:t>
       </w:r>
     </w:p>
@@ -127,10 +114,7 @@
         <w:spacing w:after="80"/>
       </w:pPr>
       <w:r>
-        <w:rPr>
-          <w:lang w:val="es-US"/>
-        </w:rPr>
-        <w:t xml:space="preserve">Cada sendero es una línea punteada de un color distinto; la leyenda indica sus nombres. Las capas Railroads e Indigenous Territories están desactivadas al abrir el mapa: actívalas en las capas del mapa (Map layers). Las líneas gruesas de colores son los ferrocarriles transcontinentales y las líneas grises finas son otros ferrocarriles. El territorio de cada nación indígena tiene su propio color, y su nombre aparece al acercarte. Los territorios son aproximados y no aparecen en la leyenda.</w:t>
+        <w:t xml:space="preserve">Cada sendero es una línea punteada de un color distinto; la leyenda indica sus nombres, y al hacer clic en un sendero se abre su ventana emergente. Los nombres de ciudades y estados forman parte del mapa base. Las capas Railroads e Indigenous Territories están desactivadas al abrir el mapa: actívalas en las capas del mapa (Map layers). Las líneas gruesas de colores son los ferrocarriles transcontinentales, con sus nombres en la leyenda, y las líneas grises finas son otros ferrocarriles; solo las líneas grises finas tienen ventana emergente. El territorio de cada nación indígena tiene su propio color, y su nombre aparece al acercarte. Los territorios son aproximados y no aparecen en la leyenda.</w:t>
       </w:r>
     </w:p>
     <w:p>
@@ -142,14 +126,10 @@
         <w:rPr>
           <w:b/>
           <w:bCs/>
-          <w:lang w:val="es-US"/>
         </w:rPr>
         <w:t xml:space="preserve">Consejo: </w:t>
       </w:r>
       <w:r>
-        <w:rPr>
-          <w:lang w:val="es-US"/>
-        </w:rPr>
         <w:t xml:space="preserve">Si una ventana emergente dice 1 de 2 (o más), hay más de un elemento en ese lugar. Usa las flechas de la ventana para ver cada uno.</w:t>
       </w:r>
     </w:p>
@@ -158,9 +138,6 @@
         <w:pStyle w:val="Heading2"/>
       </w:pPr>
       <w:r>
-        <w:rPr>
-          <w:lang w:val="es-US"/>
-        </w:rPr>
         <w:t xml:space="preserve">Preguntas</w:t>
       </w:r>
     </w:p>
@@ -178,15 +155,11 @@
         <w:rPr>
           <w:b/>
           <w:bCs/>
-          <w:lang w:val="es-US"/>
         </w:rPr>
         <w:t xml:space="preserve">¿Dónde empezaban los senderos? </w:t>
       </w:r>
       <w:r>
-        <w:rPr>
-          <w:lang w:val="es-US"/>
-        </w:rPr>
-        <w:t xml:space="preserve">Haz clic en tres de las líneas punteadas de los senderos. ¿Dónde empezaba y terminaba cada uno? ¿En qué estado empiezan la mayoría de los senderos?</w:t>
+        <w:t xml:space="preserve">Haz clic en tres de las líneas punteadas de los senderos (la leyenda muestra qué color corresponde a cada sendero). Según cada ventana emergente, ¿dónde empezaba y terminaba el sendero? ¿En qué estado empiezan la mayoría de los senderos?</w:t>
       </w:r>
     </w:p>
     <w:p>
@@ -195,12 +168,9 @@
         <w:pBdr>
           <w:bottom w:val="single" w:color="8A949F" w:sz="4" w:space="1"/>
         </w:pBdr>
-        <w:spacing w:before="100"/>
-      </w:pPr>
-      <w:r>
-        <w:rPr>
-          <w:lang w:val="es-US"/>
-        </w:rPr>
+        <w:spacing w:before="100" w:line="240"/>
+      </w:pPr>
+      <w:r>
         <w:t xml:space="preserve"/>
       </w:r>
     </w:p>
@@ -210,42 +180,21 @@
         <w:pBdr>
           <w:bottom w:val="single" w:color="8A949E" w:sz="4" w:space="1"/>
         </w:pBdr>
-        <w:spacing w:before="100"/>
-      </w:pPr>
-      <w:r>
-        <w:rPr>
-          <w:lang w:val="es-US"/>
-        </w:rPr>
-        <w:t xml:space="preserve"/>
-      </w:r>
-    </w:p>
-    <w:p>
-      <w:pPr>
-        <w:keepNext/>
+        <w:spacing w:before="100" w:line="240"/>
+      </w:pPr>
+      <w:r>
+        <w:t xml:space="preserve"/>
+      </w:r>
+    </w:p>
+    <w:p>
+      <w:pPr>
+        <w:keepNext w:val="false"/>
         <w:pBdr>
           <w:bottom w:val="single" w:color="8A949F" w:sz="4" w:space="1"/>
         </w:pBdr>
-        <w:spacing w:before="100"/>
-      </w:pPr>
-      <w:r>
-        <w:rPr>
-          <w:lang w:val="es-US"/>
-        </w:rPr>
-        <w:t xml:space="preserve"/>
-      </w:r>
-    </w:p>
-    <w:p>
-      <w:pPr>
-        <w:keepNext w:val="false"/>
-        <w:pBdr>
-          <w:bottom w:val="single" w:color="8A949E" w:sz="4" w:space="1"/>
-        </w:pBdr>
-        <w:spacing w:before="100"/>
-      </w:pPr>
-      <w:r>
-        <w:rPr>
-          <w:lang w:val="es-US"/>
-        </w:rPr>
+        <w:spacing w:before="100" w:line="240"/>
+      </w:pPr>
+      <w:r>
         <w:t xml:space="preserve"/>
       </w:r>
     </w:p>
@@ -263,15 +212,11 @@
         <w:rPr>
           <w:b/>
           <w:bCs/>
-          <w:lang w:val="es-US"/>
         </w:rPr>
         <w:t xml:space="preserve">¿Qué distancia y cuántas personas? </w:t>
       </w:r>
       <w:r>
-        <w:rPr>
-          <w:lang w:val="es-US"/>
-        </w:rPr>
-        <w:t xml:space="preserve">Haz clic en el sendero de Oregón (busca su color en la leyenda). ¿Qué longitud tenía y cuántas personas lo recorrieron? ¿Por qué el sendero es más largo que una línea recta?</w:t>
+        <w:t xml:space="preserve">Haz clic en el sendero de Oregón (busca su color en la leyenda). ¿Qué longitud tenía y cuántas personas lo recorrieron? Luego usa la herramienta de medir (Measure) para trazar una línea recta de Independence, Misuri (en el mapa base, junto a Kansas City), a Portland, Oregón. ¿Por qué el sendero es más largo que una línea recta?</w:t>
       </w:r>
     </w:p>
     <w:p>
@@ -281,10 +226,16 @@
         <w:ind w:left="360"/>
       </w:pPr>
       <w:r>
-        <w:rPr>
-          <w:lang w:val="es-US"/>
-        </w:rPr>
-        <w:t xml:space="preserve">Mide la distancia en línea recta de Independence (Misuri) a Portland (Oregón): ________ millas</w:t>
+        <w:t xml:space="preserve">Mide la distancia en línea recta de Independence (Misuri) a Portland (Oregón): </w:t>
+      </w:r>
+      <w:r>
+        <w:rPr>
+          <w:u w:val="single"/>
+        </w:rPr>
+        <w:t xml:space="preserve">              </w:t>
+      </w:r>
+      <w:r>
+        <w:t xml:space="preserve"> millas</w:t>
       </w:r>
     </w:p>
     <w:p>
@@ -293,42 +244,21 @@
         <w:pBdr>
           <w:bottom w:val="single" w:color="8A949F" w:sz="4" w:space="1"/>
         </w:pBdr>
-        <w:spacing w:before="100"/>
-      </w:pPr>
-      <w:r>
-        <w:rPr>
-          <w:lang w:val="es-US"/>
-        </w:rPr>
-        <w:t xml:space="preserve"/>
-      </w:r>
-    </w:p>
-    <w:p>
-      <w:pPr>
-        <w:keepNext/>
+        <w:spacing w:before="100" w:line="240"/>
+      </w:pPr>
+      <w:r>
+        <w:t xml:space="preserve"/>
+      </w:r>
+    </w:p>
+    <w:p>
+      <w:pPr>
+        <w:keepNext w:val="false"/>
         <w:pBdr>
           <w:bottom w:val="single" w:color="8A949E" w:sz="4" w:space="1"/>
         </w:pBdr>
-        <w:spacing w:before="100"/>
-      </w:pPr>
-      <w:r>
-        <w:rPr>
-          <w:lang w:val="es-US"/>
-        </w:rPr>
-        <w:t xml:space="preserve"/>
-      </w:r>
-    </w:p>
-    <w:p>
-      <w:pPr>
-        <w:keepNext w:val="false"/>
-        <w:pBdr>
-          <w:bottom w:val="single" w:color="8A949F" w:sz="4" w:space="1"/>
-        </w:pBdr>
-        <w:spacing w:before="100"/>
-      </w:pPr>
-      <w:r>
-        <w:rPr>
-          <w:lang w:val="es-US"/>
-        </w:rPr>
+        <w:spacing w:before="100" w:line="240"/>
+      </w:pPr>
+      <w:r>
         <w:t xml:space="preserve"/>
       </w:r>
     </w:p>
@@ -346,15 +276,11 @@
         <w:rPr>
           <w:b/>
           <w:bCs/>
-          <w:lang w:val="es-US"/>
         </w:rPr>
         <w:t xml:space="preserve">¿De quién era la tierra? </w:t>
       </w:r>
       <w:r>
-        <w:rPr>
-          <w:lang w:val="es-US"/>
-        </w:rPr>
-        <w:t xml:space="preserve">En las capas del mapa (Map layers), activa Indigenous Territories (territorios indígenas). Acércate hasta que aparezcan los nombres de las naciones y sigue un sendero. ¿Estaba vacía la tierra que cruzaba el sendero? ¿Qué pudo significar el sendero para las personas que vivían allí?</w:t>
+        <w:t xml:space="preserve">En las capas del mapa (Map layers), activa Indigenous Territories (territorios indígenas). Acércate hasta que aparezcan los nombres de las naciones y sigue un sendero de un extremo al otro. Nombra dos naciones cuyas tierras cruzaba. ¿Estaba vacía la tierra que cruzaba el sendero? ¿Qué pudo significar el sendero para las personas que vivían allí?</w:t>
       </w:r>
     </w:p>
     <w:p>
@@ -363,42 +289,21 @@
         <w:pBdr>
           <w:bottom w:val="single" w:color="8A949F" w:sz="4" w:space="1"/>
         </w:pBdr>
-        <w:spacing w:before="100"/>
-      </w:pPr>
-      <w:r>
-        <w:rPr>
-          <w:lang w:val="es-US"/>
-        </w:rPr>
-        <w:t xml:space="preserve"/>
-      </w:r>
-    </w:p>
-    <w:p>
-      <w:pPr>
-        <w:keepNext/>
+        <w:spacing w:before="100" w:line="240"/>
+      </w:pPr>
+      <w:r>
+        <w:t xml:space="preserve"/>
+      </w:r>
+    </w:p>
+    <w:p>
+      <w:pPr>
+        <w:keepNext w:val="false"/>
         <w:pBdr>
           <w:bottom w:val="single" w:color="8A949E" w:sz="4" w:space="1"/>
         </w:pBdr>
-        <w:spacing w:before="100"/>
-      </w:pPr>
-      <w:r>
-        <w:rPr>
-          <w:lang w:val="es-US"/>
-        </w:rPr>
-        <w:t xml:space="preserve"/>
-      </w:r>
-    </w:p>
-    <w:p>
-      <w:pPr>
-        <w:keepNext w:val="false"/>
-        <w:pBdr>
-          <w:bottom w:val="single" w:color="8A949F" w:sz="4" w:space="1"/>
-        </w:pBdr>
-        <w:spacing w:before="100"/>
-      </w:pPr>
-      <w:r>
-        <w:rPr>
-          <w:lang w:val="es-US"/>
-        </w:rPr>
+        <w:spacing w:before="100" w:line="240"/>
+      </w:pPr>
+      <w:r>
         <w:t xml:space="preserve"/>
       </w:r>
     </w:p>
@@ -416,15 +321,11 @@
         <w:rPr>
           <w:b/>
           <w:bCs/>
-          <w:lang w:val="es-US"/>
-        </w:rPr>
-        <w:t xml:space="preserve">De los senderos a los rieles </w:t>
-      </w:r>
-      <w:r>
-        <w:rPr>
-          <w:lang w:val="es-US"/>
-        </w:rPr>
-        <w:t xml:space="preserve">En las capas del mapa (Map layers), activa Railroads (ferrocarriles). ¿Qué senderos sigue más de cerca la línea Union Pacific y Central Pacific? Haz clic en una línea gris fina de ferrocarril: ¿desde cuándo funcionaba?</w:t>
+        </w:rPr>
+        <w:t xml:space="preserve">De los senderos a los rieles. </w:t>
+      </w:r>
+      <w:r>
+        <w:t xml:space="preserve">En las capas del mapa (Map layers), activa Railroads (ferrocarriles). Usa la leyenda para encontrar las líneas Transcontinental Railroad (Union Pacific) y (Central Pacific). ¿Qué senderos siguen más de cerca? Haz clic en una línea gris fina de ferrocarril: ¿desde cuándo funcionaba?</w:t>
       </w:r>
     </w:p>
     <w:p>
@@ -433,42 +334,21 @@
         <w:pBdr>
           <w:bottom w:val="single" w:color="8A949F" w:sz="4" w:space="1"/>
         </w:pBdr>
-        <w:spacing w:before="100"/>
-      </w:pPr>
-      <w:r>
-        <w:rPr>
-          <w:lang w:val="es-US"/>
-        </w:rPr>
-        <w:t xml:space="preserve"/>
-      </w:r>
-    </w:p>
-    <w:p>
-      <w:pPr>
-        <w:keepNext/>
+        <w:spacing w:before="100" w:line="240"/>
+      </w:pPr>
+      <w:r>
+        <w:t xml:space="preserve"/>
+      </w:r>
+    </w:p>
+    <w:p>
+      <w:pPr>
+        <w:keepNext w:val="false"/>
         <w:pBdr>
           <w:bottom w:val="single" w:color="8A949E" w:sz="4" w:space="1"/>
         </w:pBdr>
-        <w:spacing w:before="100"/>
-      </w:pPr>
-      <w:r>
-        <w:rPr>
-          <w:lang w:val="es-US"/>
-        </w:rPr>
-        <w:t xml:space="preserve"/>
-      </w:r>
-    </w:p>
-    <w:p>
-      <w:pPr>
-        <w:keepNext w:val="false"/>
-        <w:pBdr>
-          <w:bottom w:val="single" w:color="8A949F" w:sz="4" w:space="1"/>
-        </w:pBdr>
-        <w:spacing w:before="100"/>
-      </w:pPr>
-      <w:r>
-        <w:rPr>
-          <w:lang w:val="es-US"/>
-        </w:rPr>
+        <w:spacing w:before="100" w:line="240"/>
+      </w:pPr>
+      <w:r>
         <w:t xml:space="preserve"/>
       </w:r>
     </w:p>
@@ -481,14 +361,10 @@
         <w:rPr>
           <w:b/>
           <w:bCs/>
-          <w:lang w:val="es-US"/>
         </w:rPr>
         <w:t xml:space="preserve">Tu respuesta: </w:t>
       </w:r>
       <w:r>
-        <w:rPr>
-          <w:lang w:val="es-US"/>
-        </w:rPr>
         <w:t xml:space="preserve">Responde la pregunta central con evidencia de al menos dos capas del mapa. Puedes escribir un párrafo, dibujar en el mapa o hacer ambas cosas.</w:t>
       </w:r>
     </w:p>
@@ -498,12 +374,9 @@
         <w:pBdr>
           <w:bottom w:val="single" w:color="8A949F" w:sz="4" w:space="1"/>
         </w:pBdr>
-        <w:spacing w:before="100"/>
-      </w:pPr>
-      <w:r>
-        <w:rPr>
-          <w:lang w:val="es-US"/>
-        </w:rPr>
+        <w:spacing w:before="100" w:line="240"/>
+      </w:pPr>
+      <w:r>
         <w:t xml:space="preserve"/>
       </w:r>
     </w:p>
@@ -513,137 +386,71 @@
         <w:pBdr>
           <w:bottom w:val="single" w:color="8A949E" w:sz="4" w:space="1"/>
         </w:pBdr>
-        <w:spacing w:before="100"/>
-      </w:pPr>
-      <w:r>
-        <w:rPr>
-          <w:lang w:val="es-US"/>
-        </w:rPr>
-        <w:t xml:space="preserve"/>
-      </w:r>
-    </w:p>
-    <w:p>
-      <w:pPr>
-        <w:keepNext/>
+        <w:spacing w:before="100" w:line="240"/>
+      </w:pPr>
+      <w:r>
+        <w:t xml:space="preserve"/>
+      </w:r>
+    </w:p>
+    <w:p>
+      <w:pPr>
+        <w:keepNext w:val="false"/>
         <w:pBdr>
           <w:bottom w:val="single" w:color="8A949F" w:sz="4" w:space="1"/>
         </w:pBdr>
-        <w:spacing w:before="100"/>
-      </w:pPr>
-      <w:r>
-        <w:rPr>
-          <w:lang w:val="es-US"/>
-        </w:rPr>
-        <w:t xml:space="preserve"/>
-      </w:r>
-    </w:p>
-    <w:p>
-      <w:pPr>
-        <w:keepNext/>
+        <w:spacing w:before="100" w:line="240"/>
+      </w:pPr>
+      <w:r>
+        <w:t xml:space="preserve"/>
+      </w:r>
+    </w:p>
+    <w:p>
+      <w:pPr>
+        <w:pStyle w:val="Heading2"/>
+      </w:pPr>
+      <w:r>
+        <w:t xml:space="preserve">Reflexión</w:t>
+      </w:r>
+    </w:p>
+    <w:p>
+      <w:pPr>
+        <w:keepNext/>
+      </w:pPr>
+      <w:r>
+        <w:t xml:space="preserve">¿Qué te mostró el mapa sobre el viaje al Oeste que quizá no habrías notado solo con la lectura?</w:t>
+      </w:r>
+    </w:p>
+    <w:p>
+      <w:pPr>
+        <w:keepNext/>
+        <w:pBdr>
+          <w:bottom w:val="single" w:color="8A949F" w:sz="4" w:space="1"/>
+        </w:pBdr>
+        <w:spacing w:before="100" w:line="240"/>
+      </w:pPr>
+      <w:r>
+        <w:t xml:space="preserve"/>
+      </w:r>
+    </w:p>
+    <w:p>
+      <w:pPr>
+        <w:keepNext w:val="false"/>
         <w:pBdr>
           <w:bottom w:val="single" w:color="8A949E" w:sz="4" w:space="1"/>
         </w:pBdr>
-        <w:spacing w:before="100"/>
-      </w:pPr>
-      <w:r>
-        <w:rPr>
-          <w:lang w:val="es-US"/>
-        </w:rPr>
-        <w:t xml:space="preserve"/>
-      </w:r>
-    </w:p>
-    <w:p>
-      <w:pPr>
-        <w:keepNext w:val="false"/>
-        <w:pBdr>
-          <w:bottom w:val="single" w:color="8A949F" w:sz="4" w:space="1"/>
-        </w:pBdr>
-        <w:spacing w:before="100"/>
-      </w:pPr>
-      <w:r>
-        <w:rPr>
-          <w:lang w:val="es-US"/>
-        </w:rPr>
-        <w:t xml:space="preserve"/>
-      </w:r>
-    </w:p>
-    <w:p>
-      <w:pPr>
-        <w:pStyle w:val="Heading2"/>
-      </w:pPr>
-      <w:r>
-        <w:rPr>
-          <w:lang w:val="es-US"/>
-        </w:rPr>
-        <w:t xml:space="preserve">Reflexión</w:t>
-      </w:r>
-    </w:p>
-    <w:p>
-      <w:pPr>
-        <w:keepNext/>
-      </w:pPr>
-      <w:r>
-        <w:rPr>
-          <w:lang w:val="es-US"/>
-        </w:rPr>
-        <w:t xml:space="preserve">¿Qué te mostró el mapa sobre el viaje al Oeste que quizá no habrías notado solo con la lectura?</w:t>
-      </w:r>
-    </w:p>
-    <w:p>
-      <w:pPr>
-        <w:keepNext/>
-        <w:pBdr>
-          <w:bottom w:val="single" w:color="8A949F" w:sz="4" w:space="1"/>
-        </w:pBdr>
-        <w:spacing w:before="100"/>
-      </w:pPr>
-      <w:r>
-        <w:rPr>
-          <w:lang w:val="es-US"/>
-        </w:rPr>
-        <w:t xml:space="preserve"/>
-      </w:r>
-    </w:p>
-    <w:p>
-      <w:pPr>
-        <w:keepNext/>
-        <w:pBdr>
-          <w:bottom w:val="single" w:color="8A949E" w:sz="4" w:space="1"/>
-        </w:pBdr>
-        <w:spacing w:before="100"/>
-      </w:pPr>
-      <w:r>
-        <w:rPr>
-          <w:lang w:val="es-US"/>
-        </w:rPr>
-        <w:t xml:space="preserve"/>
-      </w:r>
-    </w:p>
-    <w:p>
-      <w:pPr>
-        <w:keepNext w:val="false"/>
-        <w:pBdr>
-          <w:bottom w:val="single" w:color="8A949F" w:sz="4" w:space="1"/>
-        </w:pBdr>
-        <w:spacing w:before="100"/>
-      </w:pPr>
-      <w:r>
-        <w:rPr>
-          <w:lang w:val="es-US"/>
-        </w:rPr>
+        <w:spacing w:before="100" w:line="240"/>
+      </w:pPr>
+      <w:r>
         <w:t xml:space="preserve"/>
       </w:r>
     </w:p>
     <w:p>
       <w:pPr>
         <w:pStyle w:val="Credits"/>
-        <w:spacing w:before="360"/>
-      </w:pPr>
-      <w:r>
-        <w:rPr>
-          <w:lang w:val="es-US"/>
-        </w:rPr>
-        <w:t xml:space="preserve">Map data: National Geographic Education, from National Park Service trail information; Jeremy Atack, historical railroad data (ICPSR 36353), prepared by the MapMaker team; Native Land Digital.</w:t>
+        <w:spacing w:before="120"/>
+      </w:pPr>
+      <w:r>
+        <w:t xml:space="preserve">Datos del mapa: National Geographic Education, from National Park Service trail information; Jeremy Atack, historical railroad data (ICPSR 36353), prepared by the MapMaker team; Native Land Digital.</w:t>
       </w:r>
     </w:p>
     <w:sectPr>
@@ -705,10 +512,7 @@
       <w:pStyle w:val="Credits"/>
     </w:pPr>
     <w:r>
-      <w:rPr>
-        <w:lang w:val="es-US"/>
-      </w:rPr>
-      <w:t xml:space="preserve">Roads, Trails, and Rails West, version 0.2.0. Draft translation.</w:t>
+      <w:t xml:space="preserve">Caminos, senderos y ferrocarriles hacia el Oeste, 0.3.0.</w:t>
     </w:r>
   </w:p>
 </w:ftr>
@@ -872,6 +676,7 @@
         <w:rFonts w:ascii="Arial" w:cs="Arial" w:eastAsia="Arial" w:hAnsi="Arial"/>
         <w:sz w:val="24"/>
         <w:szCs w:val="24"/>
+        <w:lang w:val="es-US"/>
       </w:rPr>
     </w:rPrDefault>
     <w:pPrDefault>
@@ -895,10 +700,17 @@
     <w:basedOn w:val="Normal"/>
     <w:next w:val="Normal"/>
     <w:qFormat/>
-    <w:rPr>
-      <w:color w:val="2E74B5"/>
-      <w:sz w:val="32"/>
-      <w:szCs w:val="32"/>
+    <w:pPr>
+      <w:spacing w:after="60"/>
+      <w:outlineLvl w:val="0"/>
+    </w:pPr>
+    <w:rPr>
+      <w:rFonts w:ascii="Arial" w:cs="Arial" w:eastAsia="Arial" w:hAnsi="Arial"/>
+      <w:b/>
+      <w:bCs/>
+      <w:color w:val="1F1F1F"/>
+      <w:sz w:val="36"/>
+      <w:szCs w:val="36"/>
     </w:rPr>
   </w:style>
   <w:style w:type="paragraph" w:styleId="Heading2">
@@ -906,10 +718,18 @@
     <w:basedOn w:val="Normal"/>
     <w:next w:val="Normal"/>
     <w:qFormat/>
-    <w:rPr>
-      <w:color w:val="2E74B5"/>
-      <w:sz w:val="26"/>
-      <w:szCs w:val="26"/>
+    <w:pPr>
+      <w:keepNext/>
+      <w:spacing w:after="40" w:before="180"/>
+      <w:outlineLvl w:val="1"/>
+    </w:pPr>
+    <w:rPr>
+      <w:rFonts w:ascii="Arial" w:cs="Arial" w:eastAsia="Arial" w:hAnsi="Arial"/>
+      <w:b/>
+      <w:bCs/>
+      <w:color w:val="1F1F1F"/>
+      <w:sz w:val="28"/>
+      <w:szCs w:val="28"/>
     </w:rPr>
   </w:style>
   <w:style w:type="paragraph" w:styleId="Heading3">
@@ -917,8 +737,16 @@
     <w:basedOn w:val="Normal"/>
     <w:next w:val="Normal"/>
     <w:qFormat/>
-    <w:rPr>
-      <w:color w:val="1F4D78"/>
+    <w:pPr>
+      <w:keepNext/>
+      <w:spacing w:after="40" w:before="140"/>
+      <w:outlineLvl w:val="2"/>
+    </w:pPr>
+    <w:rPr>
+      <w:rFonts w:ascii="Arial" w:cs="Arial" w:eastAsia="Arial" w:hAnsi="Arial"/>
+      <w:b/>
+      <w:bCs/>
+      <w:color w:val="1F1F1F"/>
       <w:sz w:val="24"/>
       <w:szCs w:val="24"/>
     </w:rPr>
@@ -1051,51 +879,14 @@
       <w:szCs w:val="20"/>
     </w:rPr>
   </w:style>
-  <w:style w:type="paragraph" w:styleId="Heading1">
-    <w:name w:val="Heading 1"/>
-    <w:basedOn w:val="Normal"/>
-    <w:next w:val="Normal"/>
-    <w:qFormat/>
-    <w:pPr>
-      <w:spacing w:after="60"/>
-      <w:outlineLvl w:val="0"/>
-    </w:pPr>
-    <w:rPr>
-      <w:rFonts w:ascii="Arial" w:cs="Arial" w:eastAsia="Arial" w:hAnsi="Arial"/>
-      <w:b/>
-      <w:bCs/>
-      <w:color w:val="1F1F1F"/>
-      <w:sz w:val="36"/>
-      <w:szCs w:val="36"/>
-    </w:rPr>
-  </w:style>
-  <w:style w:type="paragraph" w:styleId="Heading2">
-    <w:name w:val="Heading 2"/>
-    <w:basedOn w:val="Normal"/>
-    <w:next w:val="Normal"/>
-    <w:qFormat/>
-    <w:pPr>
-      <w:keepNext/>
-      <w:spacing w:after="40" w:before="180"/>
-      <w:outlineLvl w:val="1"/>
-    </w:pPr>
-    <w:rPr>
-      <w:rFonts w:ascii="Arial" w:cs="Arial" w:eastAsia="Arial" w:hAnsi="Arial"/>
-      <w:b/>
-      <w:bCs/>
-      <w:color w:val="1F1F1F"/>
-      <w:sz w:val="28"/>
-      <w:szCs w:val="28"/>
-    </w:rPr>
-  </w:style>
   <w:style w:type="paragraph" w:styleId="Subtle">
     <w:name w:val="Subtle"/>
     <w:basedOn w:val="Normal"/>
     <w:rPr>
       <w:rFonts w:ascii="Arial" w:cs="Arial" w:eastAsia="Arial" w:hAnsi="Arial"/>
       <w:color w:val="555555"/>
-      <w:sz w:val="20"/>
-      <w:szCs w:val="20"/>
+      <w:sz w:val="22"/>
+      <w:szCs w:val="22"/>
     </w:rPr>
   </w:style>
   <w:style w:type="paragraph" w:styleId="Credits">
@@ -1107,8 +898,8 @@
     <w:rPr>
       <w:rFonts w:ascii="Arial" w:cs="Arial" w:eastAsia="Arial" w:hAnsi="Arial"/>
       <w:color w:val="555555"/>
-      <w:sz w:val="16"/>
-      <w:szCs w:val="16"/>
+      <w:sz w:val="18"/>
+      <w:szCs w:val="18"/>
     </w:rPr>
   </w:style>
 </w:styles>

--- a/resources/dist/sheets/roads-trails-and-rails-west-student-sheet-es.docx
+++ b/resources/dist/sheets/roads-trails-and-rails-west-student-sheet-es.docx
@@ -64,7 +64,7 @@
         </w:rPr>
         <w:t xml:space="preserve">Abre el mapa en MapMaker: </w:t>
       </w:r>
-      <w:hyperlink w:history="1" r:id="rIdn_xlh1otyidh0veg-rd31">
+      <w:hyperlink w:history="1" r:id="rIdqb4w9mfxmtui9onndoiim">
         <w:r>
           <w:rPr>
             <w:i/>

--- a/resources/dist/sheets/roads-trails-and-rails-west-student-sheet-es.docx
+++ b/resources/dist/sheets/roads-trails-and-rails-west-student-sheet-es.docx
@@ -64,7 +64,7 @@
         </w:rPr>
         <w:t xml:space="preserve">Abre el mapa en MapMaker: </w:t>
       </w:r>
-      <w:hyperlink w:history="1" r:id="rIdqb4w9mfxmtui9onndoiim">
+      <w:hyperlink w:history="1" r:id="rIddu_usy_nz-gtobtrmib4c">
         <w:r>
           <w:rPr>
             <w:i/>

--- a/resources/dist/sheets/roads-trails-and-rails-west-student-sheet-es.docx
+++ b/resources/dist/sheets/roads-trails-and-rails-west-student-sheet-es.docx
@@ -64,7 +64,7 @@
         </w:rPr>
         <w:t xml:space="preserve">Abre el mapa en MapMaker: </w:t>
       </w:r>
-      <w:hyperlink w:history="1" r:id="rIddu_usy_nz-gtobtrmib4c">
+      <w:hyperlink w:history="1" r:id="rIdiv7i8kpddiif-ian1sf6m">
         <w:r>
           <w:rPr>
             <w:i/>

--- a/resources/dist/sheets/roads-trails-and-rails-west-student-sheet-es.docx
+++ b/resources/dist/sheets/roads-trails-and-rails-west-student-sheet-es.docx
@@ -64,7 +64,7 @@
         </w:rPr>
         <w:t xml:space="preserve">Abre el mapa en MapMaker: </w:t>
       </w:r>
-      <w:hyperlink w:history="1" r:id="rIdiv7i8kpddiif-ian1sf6m">
+      <w:hyperlink w:history="1" r:id="rIdu1tdvouw4jnaaa1iqhxzd">
         <w:r>
           <w:rPr>
             <w:i/>

--- a/resources/dist/sheets/roads-trails-and-rails-west-student-sheet-es.docx
+++ b/resources/dist/sheets/roads-trails-and-rails-west-student-sheet-es.docx
@@ -64,7 +64,7 @@
         </w:rPr>
         <w:t xml:space="preserve">Abre el mapa en MapMaker: </w:t>
       </w:r>
-      <w:hyperlink w:history="1" r:id="rIdu1tdvouw4jnaaa1iqhxzd">
+      <w:hyperlink w:history="1" r:id="rIdib22t-waj56wnnlzq-mhg">
         <w:r>
           <w:rPr>
             <w:i/>

--- a/resources/dist/sheets/roads-trails-and-rails-west-student-sheet-es.docx
+++ b/resources/dist/sheets/roads-trails-and-rails-west-student-sheet-es.docx
@@ -64,7 +64,7 @@
         </w:rPr>
         <w:t xml:space="preserve">Abre el mapa en MapMaker: </w:t>
       </w:r>
-      <w:hyperlink w:history="1" r:id="rIdib22t-waj56wnnlzq-mhg">
+      <w:hyperlink w:history="1" r:id="rIdyycs58mgbd_qwrgx437c0">
         <w:r>
           <w:rPr>
             <w:i/>
@@ -512,7 +512,7 @@
       <w:pStyle w:val="Credits"/>
     </w:pPr>
     <w:r>
-      <w:t xml:space="preserve">Caminos, senderos y ferrocarriles hacia el Oeste, 0.3.0.</w:t>
+      <w:t xml:space="preserve">Caminos, senderos y ferrocarriles hacia el Oeste, 0.4.0.</w:t>
     </w:r>
   </w:p>
 </w:ftr>

--- a/resources/dist/sheets/roads-trails-and-rails-west-student-sheet-es.docx
+++ b/resources/dist/sheets/roads-trails-and-rails-west-student-sheet-es.docx
@@ -64,7 +64,7 @@
         </w:rPr>
         <w:t xml:space="preserve">Abre el mapa en MapMaker: </w:t>
       </w:r>
-      <w:hyperlink w:history="1" r:id="rIdyycs58mgbd_qwrgx437c0">
+      <w:hyperlink w:history="1" r:id="rIdoudl0ohplgsqz40i0lnpz">
         <w:r>
           <w:rPr>
             <w:i/>
@@ -512,7 +512,7 @@
       <w:pStyle w:val="Credits"/>
     </w:pPr>
     <w:r>
-      <w:t xml:space="preserve">Caminos, senderos y ferrocarriles hacia el Oeste, 0.4.0.</w:t>
+      <w:t xml:space="preserve">Caminos, senderos y ferrocarriles hacia el Oeste, 0.4.1.</w:t>
     </w:r>
   </w:p>
 </w:ftr>

--- a/resources/dist/sheets/roads-trails-and-rails-west-student-sheet-es.docx
+++ b/resources/dist/sheets/roads-trails-and-rails-west-student-sheet-es.docx
@@ -64,7 +64,7 @@
         </w:rPr>
         <w:t xml:space="preserve">Abre el mapa en MapMaker: </w:t>
       </w:r>
-      <w:hyperlink w:history="1" r:id="rIdoudl0ohplgsqz40i0lnpz">
+      <w:hyperlink w:history="1" r:id="rIdflmebdcnvlhcxh-2w_vsv">
         <w:r>
           <w:rPr>
             <w:i/>

--- a/resources/dist/sheets/roads-trails-and-rails-west-student-sheet-es.docx
+++ b/resources/dist/sheets/roads-trails-and-rails-west-student-sheet-es.docx
@@ -64,7 +64,7 @@
         </w:rPr>
         <w:t xml:space="preserve">Abre el mapa en MapMaker: </w:t>
       </w:r>
-      <w:hyperlink w:history="1" r:id="rIdflmebdcnvlhcxh-2w_vsv">
+      <w:hyperlink w:history="1" r:id="rIdetc6csnymgswlasdvovxd">
         <w:r>
           <w:rPr>
             <w:i/>

--- a/resources/dist/sheets/roads-trails-and-rails-west-student-sheet-es.docx
+++ b/resources/dist/sheets/roads-trails-and-rails-west-student-sheet-es.docx
@@ -64,7 +64,7 @@
         </w:rPr>
         <w:t xml:space="preserve">Abre el mapa en MapMaker: </w:t>
       </w:r>
-      <w:hyperlink w:history="1" r:id="rIdetc6csnymgswlasdvovxd">
+      <w:hyperlink w:history="1" r:id="rIdojuzfi4jm9gkfjjlbgdsr">
         <w:r>
           <w:rPr>
             <w:i/>
@@ -512,7 +512,7 @@
       <w:pStyle w:val="Credits"/>
     </w:pPr>
     <w:r>
-      <w:t xml:space="preserve">Caminos, senderos y ferrocarriles hacia el Oeste, 0.4.1.</w:t>
+      <w:t xml:space="preserve">Caminos, senderos y ferrocarriles hacia el Oeste, 0.5.0.</w:t>
     </w:r>
   </w:p>
 </w:ftr>

--- a/resources/dist/sheets/roads-trails-and-rails-west-student-sheet-es.docx
+++ b/resources/dist/sheets/roads-trails-and-rails-west-student-sheet-es.docx
@@ -64,7 +64,7 @@
         </w:rPr>
         <w:t xml:space="preserve">Abre el mapa en MapMaker: </w:t>
       </w:r>
-      <w:hyperlink w:history="1" r:id="rIdojuzfi4jm9gkfjjlbgdsr">
+      <w:hyperlink w:history="1" r:id="rIdjtebclqct9ohscpl1xwd8">
         <w:r>
           <w:rPr>
             <w:i/>
@@ -512,7 +512,7 @@
       <w:pStyle w:val="Credits"/>
     </w:pPr>
     <w:r>
-      <w:t xml:space="preserve">Caminos, senderos y ferrocarriles hacia el Oeste, 0.5.0.</w:t>
+      <w:t xml:space="preserve">Caminos, senderos y ferrocarriles hacia el Oeste, 0.5.1.</w:t>
     </w:r>
   </w:p>
 </w:ftr>

--- a/resources/dist/sheets/roads-trails-and-rails-west-student-sheet-es.docx
+++ b/resources/dist/sheets/roads-trails-and-rails-west-student-sheet-es.docx
@@ -25,7 +25,7 @@
           <w:tab w:val="left" w:pos="5600"/>
           <w:tab w:val="left" w:pos="9400" w:leader="underscore"/>
         </w:tabs>
-        <w:spacing w:after="120" w:before="120"/>
+        <w:spacing w:after="60" w:before="60"/>
       </w:pPr>
       <w:r>
         <w:t xml:space="preserve">Nombre:</w:t>
@@ -40,7 +40,7 @@
     <w:p>
       <w:pPr>
         <w:shd w:fill="E5EDF5" w:val="clear"/>
-        <w:spacing w:after="120"/>
+        <w:spacing w:after="80"/>
       </w:pPr>
       <w:r>
         <w:rPr>
@@ -64,7 +64,7 @@
         </w:rPr>
         <w:t xml:space="preserve">Abre el mapa en MapMaker: </w:t>
       </w:r>
-      <w:hyperlink w:history="1" r:id="rIdjtebclqct9ohscpl1xwd8">
+      <w:hyperlink w:history="1" r:id="rIdfzflxkbszzfbpwdrgs-i5">
         <w:r>
           <w:rPr>
             <w:i/>
@@ -88,6 +88,7 @@
     <w:p>
       <w:pPr>
         <w:pStyle w:val="Heading2"/>
+        <w:spacing w:after="20" w:before="80"/>
       </w:pPr>
       <w:r>
         <w:t xml:space="preserve">Antes de empezar</w:t>
@@ -104,6 +105,7 @@
     <w:p>
       <w:pPr>
         <w:pStyle w:val="Heading2"/>
+        <w:spacing w:after="20" w:before="80"/>
       </w:pPr>
       <w:r>
         <w:t xml:space="preserve">Cómo leer el mapa</w:t>
@@ -136,6 +138,7 @@
     <w:p>
       <w:pPr>
         <w:pStyle w:val="Heading2"/>
+        <w:spacing w:after="20" w:before="80"/>
       </w:pPr>
       <w:r>
         <w:t xml:space="preserve">Preguntas</w:t>
@@ -149,17 +152,89 @@
           <w:ilvl w:val="0"/>
           <w:numId w:val="2"/>
         </w:numPr>
-        <w:spacing w:before="160"/>
-      </w:pPr>
-      <w:r>
-        <w:rPr>
-          <w:b/>
-          <w:bCs/>
-        </w:rPr>
-        <w:t xml:space="preserve">¿Dónde empezaban los senderos? </w:t>
-      </w:r>
-      <w:r>
-        <w:t xml:space="preserve">Haz clic en tres de las líneas punteadas de los senderos (la leyenda muestra qué color corresponde a cada sendero). Según cada ventana emergente, ¿dónde empezaba y terminaba el sendero? ¿En qué estado empiezan la mayoría de los senderos?</w:t>
+        <w:spacing w:after="20" w:before="100"/>
+      </w:pPr>
+      <w:r>
+        <w:rPr>
+          <w:b/>
+          <w:bCs/>
+        </w:rPr>
+        <w:t xml:space="preserve">¿Dónde empezaban los senderos?</w:t>
+      </w:r>
+    </w:p>
+    <w:p>
+      <w:pPr>
+        <w:keepNext/>
+        <w:spacing w:after="0"/>
+        <w:ind w:left="360"/>
+      </w:pPr>
+      <w:r>
+        <w:rPr>
+          <w:b/>
+          <w:bCs/>
+          <w:color w:val="00619B"/>
+        </w:rPr>
+        <w:t xml:space="preserve">En el mapa:</w:t>
+      </w:r>
+    </w:p>
+    <w:p>
+      <w:pPr>
+        <w:keepNext/>
+        <w:spacing w:after="0" w:line="230"/>
+        <w:ind w:left="720" w:hanging="300"/>
+      </w:pPr>
+      <w:r>
+        <w:rPr>
+          <w:sz w:val="22"/>
+          <w:szCs w:val="22"/>
+        </w:rPr>
+        <w:t xml:space="preserve">1.	Abre la leyenda para ver qué color corresponde a cada sendero.</w:t>
+      </w:r>
+    </w:p>
+    <w:p>
+      <w:pPr>
+        <w:keepNext/>
+        <w:spacing w:after="0" w:line="230"/>
+        <w:ind w:left="720" w:hanging="300"/>
+      </w:pPr>
+      <w:r>
+        <w:rPr>
+          <w:sz w:val="22"/>
+          <w:szCs w:val="22"/>
+        </w:rPr>
+        <w:t xml:space="preserve">2.	Haz clic en tres de las líneas punteadas de los senderos.</w:t>
+      </w:r>
+    </w:p>
+    <w:p>
+      <w:pPr>
+        <w:keepNext/>
+        <w:spacing w:after="0" w:line="230"/>
+        <w:ind w:left="720" w:hanging="300"/>
+      </w:pPr>
+      <w:r>
+        <w:rPr>
+          <w:sz w:val="22"/>
+          <w:szCs w:val="22"/>
+        </w:rPr>
+        <w:t xml:space="preserve">3.	Lee en cada ventana emergente dónde empezaba y terminaba el sendero.</w:t>
+      </w:r>
+    </w:p>
+    <w:p>
+      <w:pPr>
+        <w:keepNext/>
+        <w:spacing w:before="40"/>
+        <w:ind w:left="360"/>
+      </w:pPr>
+      <w:r>
+        <w:rPr>
+          <w:b/>
+          <w:bCs/>
+          <w:color w:val="00619B"/>
+        </w:rPr>
+        <w:t xml:space="preserve">Responde: </w:t>
+      </w:r>
+      <w:r>
+        <w:t xml:space="preserve">¿Dónde empezaba y terminaba cada sendero? ¿En qué estado empiezan la mayoría de los senderos?</w:t>
       </w:r>
     </w:p>
     <w:p>
@@ -168,7 +243,7 @@
         <w:pBdr>
           <w:bottom w:val="single" w:color="8A949F" w:sz="4" w:space="1"/>
         </w:pBdr>
-        <w:spacing w:before="100" w:line="240"/>
+        <w:spacing w:before="80" w:line="240"/>
       </w:pPr>
       <w:r>
         <w:t xml:space="preserve"/>
@@ -176,14 +251,469 @@
     </w:p>
     <w:p>
       <w:pPr>
-        <w:keepNext/>
+        <w:keepNext w:val="false"/>
         <w:pBdr>
           <w:bottom w:val="single" w:color="8A949E" w:sz="4" w:space="1"/>
         </w:pBdr>
-        <w:spacing w:before="100" w:line="240"/>
+        <w:spacing w:before="80" w:line="240"/>
       </w:pPr>
       <w:r>
         <w:t xml:space="preserve"/>
+      </w:r>
+    </w:p>
+    <w:p>
+      <w:pPr>
+        <w:pStyle w:val="ListParagraph"/>
+        <w:keepNext/>
+        <w:numPr>
+          <w:ilvl w:val="0"/>
+          <w:numId w:val="2"/>
+        </w:numPr>
+        <w:spacing w:after="20" w:before="100"/>
+      </w:pPr>
+      <w:r>
+        <w:rPr>
+          <w:b/>
+          <w:bCs/>
+        </w:rPr>
+        <w:t xml:space="preserve">¿Qué distancia y cuántas personas?</w:t>
+      </w:r>
+    </w:p>
+    <w:p>
+      <w:pPr>
+        <w:keepNext/>
+        <w:spacing w:after="0"/>
+        <w:ind w:left="360"/>
+      </w:pPr>
+      <w:r>
+        <w:rPr>
+          <w:b/>
+          <w:bCs/>
+          <w:color w:val="00619B"/>
+        </w:rPr>
+        <w:t xml:space="preserve">En el mapa:</w:t>
+      </w:r>
+    </w:p>
+    <w:p>
+      <w:pPr>
+        <w:keepNext/>
+        <w:spacing w:after="0" w:line="230"/>
+        <w:ind w:left="720" w:hanging="300"/>
+      </w:pPr>
+      <w:r>
+        <w:rPr>
+          <w:sz w:val="22"/>
+          <w:szCs w:val="22"/>
+        </w:rPr>
+        <w:t xml:space="preserve">1.	Busca el color del sendero de Oregón en la leyenda.</w:t>
+      </w:r>
+    </w:p>
+    <w:p>
+      <w:pPr>
+        <w:keepNext/>
+        <w:spacing w:after="0" w:line="230"/>
+        <w:ind w:left="720" w:hanging="300"/>
+      </w:pPr>
+      <w:r>
+        <w:rPr>
+          <w:sz w:val="22"/>
+          <w:szCs w:val="22"/>
+        </w:rPr>
+        <w:t xml:space="preserve">2.	Haz clic en el sendero de Oregón y lee su longitud y cuántas personas lo recorrieron.</w:t>
+      </w:r>
+    </w:p>
+    <w:p>
+      <w:pPr>
+        <w:keepNext/>
+        <w:spacing w:after="0" w:line="230"/>
+        <w:ind w:left="720" w:hanging="300"/>
+      </w:pPr>
+      <w:r>
+        <w:rPr>
+          <w:sz w:val="22"/>
+          <w:szCs w:val="22"/>
+        </w:rPr>
+        <w:t xml:space="preserve">3.	Busca Independence, Misuri, en el mapa base, junto a Kansas City.</w:t>
+      </w:r>
+    </w:p>
+    <w:p>
+      <w:pPr>
+        <w:keepNext/>
+        <w:spacing w:after="0" w:line="230"/>
+        <w:ind w:left="720" w:hanging="300"/>
+      </w:pPr>
+      <w:r>
+        <w:rPr>
+          <w:sz w:val="22"/>
+          <w:szCs w:val="22"/>
+        </w:rPr>
+        <w:t xml:space="preserve">4.	Usa la herramienta de medir (Measure) para trazar una línea recta de Independence a Portland, Oregón.</w:t>
+      </w:r>
+    </w:p>
+    <w:p>
+      <w:pPr>
+        <w:keepNext/>
+        <w:spacing w:before="40"/>
+        <w:ind w:left="360"/>
+      </w:pPr>
+      <w:r>
+        <w:rPr>
+          <w:b/>
+          <w:bCs/>
+          <w:color w:val="00619B"/>
+        </w:rPr>
+        <w:t xml:space="preserve">Responde: </w:t>
+      </w:r>
+      <w:r>
+        <w:t xml:space="preserve">¿Qué longitud tenía el sendero de Oregón y cuántas personas lo recorrieron? ¿Por qué el sendero es más largo que una línea recta?</w:t>
+      </w:r>
+    </w:p>
+    <w:p>
+      <w:pPr>
+        <w:keepNext/>
+        <w:spacing w:before="60"/>
+        <w:ind w:left="360"/>
+      </w:pPr>
+      <w:r>
+        <w:t xml:space="preserve">Mide la distancia en línea recta de Independence (Misuri) a Portland (Oregón): </w:t>
+      </w:r>
+      <w:r>
+        <w:rPr>
+          <w:u w:val="single"/>
+        </w:rPr>
+        <w:t xml:space="preserve">              </w:t>
+      </w:r>
+      <w:r>
+        <w:t xml:space="preserve"> millas</w:t>
+      </w:r>
+    </w:p>
+    <w:p>
+      <w:pPr>
+        <w:keepNext/>
+        <w:pBdr>
+          <w:bottom w:val="single" w:color="8A949F" w:sz="4" w:space="1"/>
+        </w:pBdr>
+        <w:spacing w:before="80" w:line="240"/>
+      </w:pPr>
+      <w:r>
+        <w:t xml:space="preserve"/>
+      </w:r>
+    </w:p>
+    <w:p>
+      <w:pPr>
+        <w:keepNext w:val="false"/>
+        <w:pBdr>
+          <w:bottom w:val="single" w:color="8A949E" w:sz="4" w:space="1"/>
+        </w:pBdr>
+        <w:spacing w:before="80" w:line="240"/>
+      </w:pPr>
+      <w:r>
+        <w:t xml:space="preserve"/>
+      </w:r>
+    </w:p>
+    <w:p>
+      <w:pPr>
+        <w:pStyle w:val="ListParagraph"/>
+        <w:keepNext/>
+        <w:numPr>
+          <w:ilvl w:val="0"/>
+          <w:numId w:val="2"/>
+        </w:numPr>
+        <w:spacing w:after="20" w:before="100"/>
+      </w:pPr>
+      <w:r>
+        <w:rPr>
+          <w:b/>
+          <w:bCs/>
+        </w:rPr>
+        <w:t xml:space="preserve">¿De quién era la tierra?</w:t>
+      </w:r>
+    </w:p>
+    <w:p>
+      <w:pPr>
+        <w:keepNext/>
+        <w:spacing w:after="0"/>
+        <w:ind w:left="360"/>
+      </w:pPr>
+      <w:r>
+        <w:rPr>
+          <w:b/>
+          <w:bCs/>
+          <w:color w:val="00619B"/>
+        </w:rPr>
+        <w:t xml:space="preserve">En el mapa:</w:t>
+      </w:r>
+    </w:p>
+    <w:p>
+      <w:pPr>
+        <w:keepNext/>
+        <w:spacing w:after="0" w:line="230"/>
+        <w:ind w:left="720" w:hanging="300"/>
+      </w:pPr>
+      <w:r>
+        <w:rPr>
+          <w:sz w:val="22"/>
+          <w:szCs w:val="22"/>
+        </w:rPr>
+        <w:t xml:space="preserve">1.	En las capas del mapa (Map layers), activa Indigenous Territories (territorios indígenas).</w:t>
+      </w:r>
+    </w:p>
+    <w:p>
+      <w:pPr>
+        <w:keepNext/>
+        <w:spacing w:after="0" w:line="230"/>
+        <w:ind w:left="720" w:hanging="300"/>
+      </w:pPr>
+      <w:r>
+        <w:rPr>
+          <w:sz w:val="22"/>
+          <w:szCs w:val="22"/>
+        </w:rPr>
+        <w:t xml:space="preserve">2.	Acércate hasta que aparezcan los nombres de las naciones.</w:t>
+      </w:r>
+    </w:p>
+    <w:p>
+      <w:pPr>
+        <w:keepNext/>
+        <w:spacing w:after="0" w:line="230"/>
+        <w:ind w:left="720" w:hanging="300"/>
+      </w:pPr>
+      <w:r>
+        <w:rPr>
+          <w:sz w:val="22"/>
+          <w:szCs w:val="22"/>
+        </w:rPr>
+        <w:t xml:space="preserve">3.	Sigue un sendero de un extremo al otro.</w:t>
+      </w:r>
+    </w:p>
+    <w:p>
+      <w:pPr>
+        <w:keepNext/>
+        <w:spacing w:after="0" w:line="230"/>
+        <w:ind w:left="720" w:hanging="300"/>
+      </w:pPr>
+      <w:r>
+        <w:rPr>
+          <w:sz w:val="22"/>
+          <w:szCs w:val="22"/>
+        </w:rPr>
+        <w:t xml:space="preserve">4.	Busca dos naciones cuyas tierras cruzaba.</w:t>
+      </w:r>
+    </w:p>
+    <w:p>
+      <w:pPr>
+        <w:keepNext/>
+        <w:spacing w:before="40"/>
+        <w:ind w:left="360"/>
+      </w:pPr>
+      <w:r>
+        <w:rPr>
+          <w:b/>
+          <w:bCs/>
+          <w:color w:val="00619B"/>
+        </w:rPr>
+        <w:t xml:space="preserve">Responde: </w:t>
+      </w:r>
+      <w:r>
+        <w:t xml:space="preserve">¿Las tierras de qué dos naciones cruzaba el sendero? ¿Estaba vacía la tierra que cruzaba el sendero? ¿Qué pudo significar el sendero para las personas que vivían allí?</w:t>
+      </w:r>
+    </w:p>
+    <w:p>
+      <w:pPr>
+        <w:keepNext/>
+        <w:pBdr>
+          <w:bottom w:val="single" w:color="8A949F" w:sz="4" w:space="1"/>
+        </w:pBdr>
+        <w:spacing w:before="80" w:line="240"/>
+      </w:pPr>
+      <w:r>
+        <w:t xml:space="preserve"/>
+      </w:r>
+    </w:p>
+    <w:p>
+      <w:pPr>
+        <w:keepNext w:val="false"/>
+        <w:pBdr>
+          <w:bottom w:val="single" w:color="8A949E" w:sz="4" w:space="1"/>
+        </w:pBdr>
+        <w:spacing w:before="80" w:line="240"/>
+      </w:pPr>
+      <w:r>
+        <w:t xml:space="preserve"/>
+      </w:r>
+    </w:p>
+    <w:p>
+      <w:pPr>
+        <w:pStyle w:val="ListParagraph"/>
+        <w:keepNext/>
+        <w:numPr>
+          <w:ilvl w:val="0"/>
+          <w:numId w:val="2"/>
+        </w:numPr>
+        <w:spacing w:after="20" w:before="100"/>
+      </w:pPr>
+      <w:r>
+        <w:rPr>
+          <w:b/>
+          <w:bCs/>
+        </w:rPr>
+        <w:t xml:space="preserve">De los senderos a los rieles</w:t>
+      </w:r>
+    </w:p>
+    <w:p>
+      <w:pPr>
+        <w:keepNext/>
+        <w:spacing w:after="0"/>
+        <w:ind w:left="360"/>
+      </w:pPr>
+      <w:r>
+        <w:rPr>
+          <w:b/>
+          <w:bCs/>
+          <w:color w:val="00619B"/>
+        </w:rPr>
+        <w:t xml:space="preserve">En el mapa:</w:t>
+      </w:r>
+    </w:p>
+    <w:p>
+      <w:pPr>
+        <w:keepNext/>
+        <w:spacing w:after="0" w:line="230"/>
+        <w:ind w:left="720" w:hanging="300"/>
+      </w:pPr>
+      <w:r>
+        <w:rPr>
+          <w:sz w:val="22"/>
+          <w:szCs w:val="22"/>
+        </w:rPr>
+        <w:t xml:space="preserve">1.	En las capas del mapa (Map layers), activa Railroads (ferrocarriles).</w:t>
+      </w:r>
+    </w:p>
+    <w:p>
+      <w:pPr>
+        <w:keepNext/>
+        <w:spacing w:after="0" w:line="230"/>
+        <w:ind w:left="720" w:hanging="300"/>
+      </w:pPr>
+      <w:r>
+        <w:rPr>
+          <w:sz w:val="22"/>
+          <w:szCs w:val="22"/>
+        </w:rPr>
+        <w:t xml:space="preserve">2.	Usa la leyenda para encontrar las líneas Transcontinental Railroad (Union Pacific) y (Central Pacific).</w:t>
+      </w:r>
+    </w:p>
+    <w:p>
+      <w:pPr>
+        <w:keepNext/>
+        <w:spacing w:after="0" w:line="230"/>
+        <w:ind w:left="720" w:hanging="300"/>
+      </w:pPr>
+      <w:r>
+        <w:rPr>
+          <w:sz w:val="22"/>
+          <w:szCs w:val="22"/>
+        </w:rPr>
+        <w:t xml:space="preserve">3.	Haz clic en una línea gris fina de ferrocarril y lee desde cuándo funcionaba.</w:t>
+      </w:r>
+    </w:p>
+    <w:p>
+      <w:pPr>
+        <w:keepNext/>
+        <w:spacing w:before="40"/>
+        <w:ind w:left="360"/>
+      </w:pPr>
+      <w:r>
+        <w:rPr>
+          <w:b/>
+          <w:bCs/>
+          <w:color w:val="00619B"/>
+        </w:rPr>
+        <w:t xml:space="preserve">Responde: </w:t>
+      </w:r>
+      <w:r>
+        <w:t xml:space="preserve">¿Qué senderos siguen más de cerca las líneas del Transcontinental Railroad? ¿Desde cuándo funcionaba la línea gris de ferrocarril?</w:t>
+      </w:r>
+    </w:p>
+    <w:p>
+      <w:pPr>
+        <w:keepNext/>
+        <w:pBdr>
+          <w:bottom w:val="single" w:color="8A949F" w:sz="4" w:space="1"/>
+        </w:pBdr>
+        <w:spacing w:before="80" w:line="240"/>
+      </w:pPr>
+      <w:r>
+        <w:t xml:space="preserve"/>
+      </w:r>
+    </w:p>
+    <w:p>
+      <w:pPr>
+        <w:keepNext w:val="false"/>
+        <w:pBdr>
+          <w:bottom w:val="single" w:color="8A949E" w:sz="4" w:space="1"/>
+        </w:pBdr>
+        <w:spacing w:before="80" w:line="240"/>
+      </w:pPr>
+      <w:r>
+        <w:t xml:space="preserve"/>
+      </w:r>
+    </w:p>
+    <w:p>
+      <w:pPr>
+        <w:keepNext/>
+        <w:spacing w:before="160"/>
+      </w:pPr>
+      <w:r>
+        <w:rPr>
+          <w:b/>
+          <w:bCs/>
+        </w:rPr>
+        <w:t xml:space="preserve">Tu respuesta: </w:t>
+      </w:r>
+      <w:r>
+        <w:t xml:space="preserve">Responde la pregunta central con evidencia de al menos dos capas del mapa. Puedes escribir un párrafo, dibujar en el mapa o hacer ambas cosas.</w:t>
+      </w:r>
+    </w:p>
+    <w:p>
+      <w:pPr>
+        <w:keepNext/>
+        <w:pBdr>
+          <w:bottom w:val="single" w:color="8A949F" w:sz="4" w:space="1"/>
+        </w:pBdr>
+        <w:spacing w:before="80" w:line="240"/>
+      </w:pPr>
+      <w:r>
+        <w:t xml:space="preserve"/>
+      </w:r>
+    </w:p>
+    <w:p>
+      <w:pPr>
+        <w:keepNext w:val="false"/>
+        <w:pBdr>
+          <w:bottom w:val="single" w:color="8A949E" w:sz="4" w:space="1"/>
+        </w:pBdr>
+        <w:spacing w:before="80" w:line="240"/>
+      </w:pPr>
+      <w:r>
+        <w:t xml:space="preserve"/>
+      </w:r>
+    </w:p>
+    <w:p>
+      <w:pPr>
+        <w:pStyle w:val="Heading2"/>
+        <w:spacing w:after="20" w:before="80"/>
+      </w:pPr>
+      <w:r>
+        <w:t xml:space="preserve">Reflexión</w:t>
+      </w:r>
+    </w:p>
+    <w:p>
+      <w:pPr>
+        <w:keepNext/>
+      </w:pPr>
+      <w:r>
+        <w:t xml:space="preserve">¿Qué te mostró el mapa sobre el viaje al Oeste que quizá no habrías notado solo con la lectura?</w:t>
       </w:r>
     </w:p>
     <w:p>
@@ -192,7 +722,7 @@
         <w:pBdr>
           <w:bottom w:val="single" w:color="8A949F" w:sz="4" w:space="1"/>
         </w:pBdr>
-        <w:spacing w:before="100" w:line="240"/>
+        <w:spacing w:before="80" w:line="240"/>
       </w:pPr>
       <w:r>
         <w:t xml:space="preserve"/>
@@ -200,256 +730,14 @@
     </w:p>
     <w:p>
       <w:pPr>
-        <w:pStyle w:val="ListParagraph"/>
-        <w:keepNext/>
-        <w:numPr>
-          <w:ilvl w:val="0"/>
-          <w:numId w:val="2"/>
-        </w:numPr>
-        <w:spacing w:before="160"/>
-      </w:pPr>
-      <w:r>
-        <w:rPr>
-          <w:b/>
-          <w:bCs/>
-        </w:rPr>
-        <w:t xml:space="preserve">¿Qué distancia y cuántas personas? </w:t>
-      </w:r>
-      <w:r>
-        <w:t xml:space="preserve">Haz clic en el sendero de Oregón (busca su color en la leyenda). ¿Qué longitud tenía y cuántas personas lo recorrieron? Luego usa la herramienta de medir (Measure) para trazar una línea recta de Independence, Misuri (en el mapa base, junto a Kansas City), a Portland, Oregón. ¿Por qué el sendero es más largo que una línea recta?</w:t>
-      </w:r>
-    </w:p>
-    <w:p>
-      <w:pPr>
-        <w:keepNext/>
-        <w:spacing w:before="120"/>
-        <w:ind w:left="360"/>
-      </w:pPr>
-      <w:r>
-        <w:t xml:space="preserve">Mide la distancia en línea recta de Independence (Misuri) a Portland (Oregón): </w:t>
-      </w:r>
-      <w:r>
-        <w:rPr>
-          <w:u w:val="single"/>
-        </w:rPr>
-        <w:t xml:space="preserve">              </w:t>
-      </w:r>
-      <w:r>
-        <w:t xml:space="preserve"> millas</w:t>
-      </w:r>
-    </w:p>
-    <w:p>
-      <w:pPr>
-        <w:keepNext/>
-        <w:pBdr>
-          <w:bottom w:val="single" w:color="8A949F" w:sz="4" w:space="1"/>
-        </w:pBdr>
-        <w:spacing w:before="100" w:line="240"/>
-      </w:pPr>
-      <w:r>
-        <w:t xml:space="preserve"/>
-      </w:r>
-    </w:p>
-    <w:p>
-      <w:pPr>
-        <w:keepNext w:val="false"/>
-        <w:pBdr>
-          <w:bottom w:val="single" w:color="8A949E" w:sz="4" w:space="1"/>
-        </w:pBdr>
-        <w:spacing w:before="100" w:line="240"/>
-      </w:pPr>
-      <w:r>
-        <w:t xml:space="preserve"/>
-      </w:r>
-    </w:p>
-    <w:p>
-      <w:pPr>
-        <w:pStyle w:val="ListParagraph"/>
-        <w:keepNext/>
-        <w:numPr>
-          <w:ilvl w:val="0"/>
-          <w:numId w:val="2"/>
-        </w:numPr>
-        <w:spacing w:before="160"/>
-      </w:pPr>
-      <w:r>
-        <w:rPr>
-          <w:b/>
-          <w:bCs/>
-        </w:rPr>
-        <w:t xml:space="preserve">¿De quién era la tierra? </w:t>
-      </w:r>
-      <w:r>
-        <w:t xml:space="preserve">En las capas del mapa (Map layers), activa Indigenous Territories (territorios indígenas). Acércate hasta que aparezcan los nombres de las naciones y sigue un sendero de un extremo al otro. Nombra dos naciones cuyas tierras cruzaba. ¿Estaba vacía la tierra que cruzaba el sendero? ¿Qué pudo significar el sendero para las personas que vivían allí?</w:t>
-      </w:r>
-    </w:p>
-    <w:p>
-      <w:pPr>
-        <w:keepNext/>
-        <w:pBdr>
-          <w:bottom w:val="single" w:color="8A949F" w:sz="4" w:space="1"/>
-        </w:pBdr>
-        <w:spacing w:before="100" w:line="240"/>
-      </w:pPr>
-      <w:r>
-        <w:t xml:space="preserve"/>
-      </w:r>
-    </w:p>
-    <w:p>
-      <w:pPr>
-        <w:keepNext w:val="false"/>
-        <w:pBdr>
-          <w:bottom w:val="single" w:color="8A949E" w:sz="4" w:space="1"/>
-        </w:pBdr>
-        <w:spacing w:before="100" w:line="240"/>
-      </w:pPr>
-      <w:r>
-        <w:t xml:space="preserve"/>
-      </w:r>
-    </w:p>
-    <w:p>
-      <w:pPr>
-        <w:pStyle w:val="ListParagraph"/>
-        <w:keepNext/>
-        <w:numPr>
-          <w:ilvl w:val="0"/>
-          <w:numId w:val="2"/>
-        </w:numPr>
-        <w:spacing w:before="160"/>
-      </w:pPr>
-      <w:r>
-        <w:rPr>
-          <w:b/>
-          <w:bCs/>
-        </w:rPr>
-        <w:t xml:space="preserve">De los senderos a los rieles. </w:t>
-      </w:r>
-      <w:r>
-        <w:t xml:space="preserve">En las capas del mapa (Map layers), activa Railroads (ferrocarriles). Usa la leyenda para encontrar las líneas Transcontinental Railroad (Union Pacific) y (Central Pacific). ¿Qué senderos siguen más de cerca? Haz clic en una línea gris fina de ferrocarril: ¿desde cuándo funcionaba?</w:t>
-      </w:r>
-    </w:p>
-    <w:p>
-      <w:pPr>
-        <w:keepNext/>
-        <w:pBdr>
-          <w:bottom w:val="single" w:color="8A949F" w:sz="4" w:space="1"/>
-        </w:pBdr>
-        <w:spacing w:before="100" w:line="240"/>
-      </w:pPr>
-      <w:r>
-        <w:t xml:space="preserve"/>
-      </w:r>
-    </w:p>
-    <w:p>
-      <w:pPr>
-        <w:keepNext w:val="false"/>
-        <w:pBdr>
-          <w:bottom w:val="single" w:color="8A949E" w:sz="4" w:space="1"/>
-        </w:pBdr>
-        <w:spacing w:before="100" w:line="240"/>
-      </w:pPr>
-      <w:r>
-        <w:t xml:space="preserve"/>
-      </w:r>
-    </w:p>
-    <w:p>
-      <w:pPr>
-        <w:keepNext/>
-        <w:spacing w:before="320"/>
-      </w:pPr>
-      <w:r>
-        <w:rPr>
-          <w:b/>
-          <w:bCs/>
-        </w:rPr>
-        <w:t xml:space="preserve">Tu respuesta: </w:t>
-      </w:r>
-      <w:r>
-        <w:t xml:space="preserve">Responde la pregunta central con evidencia de al menos dos capas del mapa. Puedes escribir un párrafo, dibujar en el mapa o hacer ambas cosas.</w:t>
-      </w:r>
-    </w:p>
-    <w:p>
-      <w:pPr>
-        <w:keepNext/>
-        <w:pBdr>
-          <w:bottom w:val="single" w:color="8A949F" w:sz="4" w:space="1"/>
-        </w:pBdr>
-        <w:spacing w:before="100" w:line="240"/>
-      </w:pPr>
-      <w:r>
-        <w:t xml:space="preserve"/>
-      </w:r>
-    </w:p>
-    <w:p>
-      <w:pPr>
-        <w:keepNext/>
-        <w:pBdr>
-          <w:bottom w:val="single" w:color="8A949E" w:sz="4" w:space="1"/>
-        </w:pBdr>
-        <w:spacing w:before="100" w:line="240"/>
-      </w:pPr>
-      <w:r>
-        <w:t xml:space="preserve"/>
-      </w:r>
-    </w:p>
-    <w:p>
-      <w:pPr>
-        <w:keepNext w:val="false"/>
-        <w:pBdr>
-          <w:bottom w:val="single" w:color="8A949F" w:sz="4" w:space="1"/>
-        </w:pBdr>
-        <w:spacing w:before="100" w:line="240"/>
-      </w:pPr>
-      <w:r>
-        <w:t xml:space="preserve"/>
-      </w:r>
-    </w:p>
-    <w:p>
-      <w:pPr>
-        <w:pStyle w:val="Heading2"/>
-      </w:pPr>
-      <w:r>
-        <w:t xml:space="preserve">Reflexión</w:t>
-      </w:r>
-    </w:p>
-    <w:p>
-      <w:pPr>
-        <w:keepNext/>
-      </w:pPr>
-      <w:r>
-        <w:t xml:space="preserve">¿Qué te mostró el mapa sobre el viaje al Oeste que quizá no habrías notado solo con la lectura?</w:t>
-      </w:r>
-    </w:p>
-    <w:p>
-      <w:pPr>
-        <w:keepNext/>
-        <w:pBdr>
-          <w:bottom w:val="single" w:color="8A949F" w:sz="4" w:space="1"/>
-        </w:pBdr>
-        <w:spacing w:before="100" w:line="240"/>
-      </w:pPr>
-      <w:r>
-        <w:t xml:space="preserve"/>
-      </w:r>
-    </w:p>
-    <w:p>
-      <w:pPr>
-        <w:keepNext w:val="false"/>
-        <w:pBdr>
-          <w:bottom w:val="single" w:color="8A949E" w:sz="4" w:space="1"/>
-        </w:pBdr>
-        <w:spacing w:before="100" w:line="240"/>
-      </w:pPr>
-      <w:r>
-        <w:t xml:space="preserve"/>
-      </w:r>
-    </w:p>
-    <w:p>
-      <w:pPr>
         <w:pStyle w:val="Credits"/>
-        <w:spacing w:before="120"/>
-      </w:pPr>
-      <w:r>
+        <w:spacing w:before="60" w:line="190"/>
+      </w:pPr>
+      <w:r>
+        <w:rPr>
+          <w:sz w:val="16"/>
+          <w:szCs w:val="16"/>
+        </w:rPr>
         <w:t xml:space="preserve">Datos del mapa: National Geographic Education, from National Park Service trail information; Jeremy Atack, historical railroad data (ICPSR 36353), prepared by the MapMaker team; Native Land Digital.</w:t>
       </w:r>
     </w:p>
@@ -512,7 +800,7 @@
       <w:pStyle w:val="Credits"/>
     </w:pPr>
     <w:r>
-      <w:t xml:space="preserve">Caminos, senderos y ferrocarriles hacia el Oeste, 0.5.1.</w:t>
+      <w:t xml:space="preserve">Caminos, senderos y ferrocarriles hacia el Oeste, 0.6.0.</w:t>
     </w:r>
   </w:p>
 </w:ftr>

--- a/resources/dist/sheets/roads-trails-and-rails-west-student-sheet-es.docx
+++ b/resources/dist/sheets/roads-trails-and-rails-west-student-sheet-es.docx
@@ -64,7 +64,7 @@
         </w:rPr>
         <w:t xml:space="preserve">Abre el mapa en MapMaker: </w:t>
       </w:r>
-      <w:hyperlink w:history="1" r:id="rIdfzflxkbszzfbpwdrgs-i5">
+      <w:hyperlink w:history="1" r:id="rIdo5hl1hj27uvvolvrt2sik">
         <w:r>
           <w:rPr>
             <w:i/>
@@ -800,7 +800,7 @@
       <w:pStyle w:val="Credits"/>
     </w:pPr>
     <w:r>
-      <w:t xml:space="preserve">Caminos, senderos y ferrocarriles hacia el Oeste, 0.6.0.</w:t>
+      <w:t xml:space="preserve">Caminos, senderos y ferrocarriles hacia el Oeste, 0.7.0.</w:t>
     </w:r>
   </w:p>
 </w:ftr>

--- a/resources/dist/sheets/roads-trails-and-rails-west-student-sheet-es.docx
+++ b/resources/dist/sheets/roads-trails-and-rails-west-student-sheet-es.docx
@@ -64,7 +64,7 @@
         </w:rPr>
         <w:t xml:space="preserve">Abre el mapa en MapMaker: </w:t>
       </w:r>
-      <w:hyperlink w:history="1" r:id="rIdo5hl1hj27uvvolvrt2sik">
+      <w:hyperlink w:history="1" r:id="rIdebxjdbaadd1n4ov35a7eb">
         <w:r>
           <w:rPr>
             <w:i/>

--- a/resources/dist/sheets/roads-trails-and-rails-west-student-sheet-es.docx
+++ b/resources/dist/sheets/roads-trails-and-rails-west-student-sheet-es.docx
@@ -64,7 +64,7 @@
         </w:rPr>
         <w:t xml:space="preserve">Abre el mapa en MapMaker: </w:t>
       </w:r>
-      <w:hyperlink w:history="1" r:id="rIdebxjdbaadd1n4ov35a7eb">
+      <w:hyperlink w:history="1" r:id="rIdutts4lwqjv_m0litprgle">
         <w:r>
           <w:rPr>
             <w:i/>

--- a/resources/dist/sheets/roads-trails-and-rails-west-student-sheet-es.docx
+++ b/resources/dist/sheets/roads-trails-and-rails-west-student-sheet-es.docx
@@ -62,9 +62,9 @@
           <w:i/>
           <w:iCs/>
         </w:rPr>
-        <w:t xml:space="preserve">Abre el mapa en MapMaker: </w:t>
-      </w:r>
-      <w:hyperlink w:history="1" r:id="rIdutts4lwqjv_m0litprgle">
+        <w:t xml:space="preserve">Abre el mapa: </w:t>
+      </w:r>
+      <w:hyperlink w:history="1" r:id="rIdw3wytisr3ej9hadcolig-">
         <w:r>
           <w:rPr>
             <w:i/>
@@ -82,7 +82,7 @@
         <w:spacing w:after="160"/>
       </w:pPr>
       <w:r>
-        <w:t xml:space="preserve">Dirección del mapa: https://mpmkr.maps.arcgis.com/apps/instant/atlas/index.html?appid=0cd1cdee853c413a84bfe4b9a6931f0d&amp;webmap=3ec83a9d66454ade8aead0a64872d931</w:t>
+        <w:t xml:space="preserve">Dirección del mapa: https://www.arcgis.com/apps/instant/atlas/index.html?appid=0cd1cdee853c413a84bfe4b9a6931f0d&amp;webmap=3ec83a9d66454ade8aead0a64872d931</w:t>
       </w:r>
     </w:p>
     <w:p>

--- a/resources/dist/sheets/roads-trails-and-rails-west-student-sheet-es.docx
+++ b/resources/dist/sheets/roads-trails-and-rails-west-student-sheet-es.docx
@@ -64,7 +64,7 @@
         </w:rPr>
         <w:t xml:space="preserve">Abre el mapa: </w:t>
       </w:r>
-      <w:hyperlink w:history="1" r:id="rIdw3wytisr3ej9hadcolig-">
+      <w:hyperlink w:history="1" r:id="rIdhm8w6jq_4dqfmdny0qnoe">
         <w:r>
           <w:rPr>
             <w:i/>

--- a/resources/dist/sheets/roads-trails-and-rails-west-student-sheet-es.docx
+++ b/resources/dist/sheets/roads-trails-and-rails-west-student-sheet-es.docx
@@ -64,7 +64,7 @@
         </w:rPr>
         <w:t xml:space="preserve">Abre el mapa: </w:t>
       </w:r>
-      <w:hyperlink w:history="1" r:id="rIdhm8w6jq_4dqfmdny0qnoe">
+      <w:hyperlink w:history="1" r:id="rIdx0befqirs0i8mbtwqffru">
         <w:r>
           <w:rPr>
             <w:i/>

--- a/resources/dist/sheets/roads-trails-and-rails-west-student-sheet-es.docx
+++ b/resources/dist/sheets/roads-trails-and-rails-west-student-sheet-es.docx
@@ -64,7 +64,7 @@
         </w:rPr>
         <w:t xml:space="preserve">Abre el mapa: </w:t>
       </w:r>
-      <w:hyperlink w:history="1" r:id="rIdx0befqirs0i8mbtwqffru">
+      <w:hyperlink w:history="1" r:id="rIdwfnmjff0ttllnjxjdfkvo">
         <w:r>
           <w:rPr>
             <w:i/>
@@ -800,7 +800,7 @@
       <w:pStyle w:val="Credits"/>
     </w:pPr>
     <w:r>
-      <w:t xml:space="preserve">Caminos, senderos y ferrocarriles hacia el Oeste, 0.7.0.</w:t>
+      <w:t xml:space="preserve">Caminos, senderos y ferrocarriles hacia el Oeste, 0.7.1.</w:t>
     </w:r>
   </w:p>
 </w:ftr>

--- a/resources/dist/sheets/roads-trails-and-rails-west-student-sheet-es.docx
+++ b/resources/dist/sheets/roads-trails-and-rails-west-student-sheet-es.docx
@@ -55,7 +55,7 @@
     </w:p>
     <w:p>
       <w:pPr>
-        <w:spacing w:after="40"/>
+        <w:spacing w:after="160"/>
       </w:pPr>
       <w:r>
         <w:rPr>
@@ -64,7 +64,7 @@
         </w:rPr>
         <w:t xml:space="preserve">Abre el mapa: </w:t>
       </w:r>
-      <w:hyperlink w:history="1" r:id="rIdwfnmjff0ttllnjxjdfkvo">
+      <w:hyperlink w:history="1" r:id="rIdqtfszhmmimtstft7tjnxv">
         <w:r>
           <w:rPr>
             <w:i/>
@@ -78,15 +78,6 @@
     </w:p>
     <w:p>
       <w:pPr>
-        <w:pStyle w:val="Credits"/>
-        <w:spacing w:after="160"/>
-      </w:pPr>
-      <w:r>
-        <w:t xml:space="preserve">Dirección del mapa: https://www.arcgis.com/apps/instant/atlas/index.html?appid=0cd1cdee853c413a84bfe4b9a6931f0d&amp;webmap=3ec83a9d66454ade8aead0a64872d931</w:t>
-      </w:r>
-    </w:p>
-    <w:p>
-      <w:pPr>
         <w:pStyle w:val="Heading2"/>
         <w:spacing w:after="20" w:before="80"/>
       </w:pPr>
@@ -726,19 +717,6 @@
       </w:pPr>
       <w:r>
         <w:t xml:space="preserve"/>
-      </w:r>
-    </w:p>
-    <w:p>
-      <w:pPr>
-        <w:pStyle w:val="Credits"/>
-        <w:spacing w:before="60" w:line="190"/>
-      </w:pPr>
-      <w:r>
-        <w:rPr>
-          <w:sz w:val="16"/>
-          <w:szCs w:val="16"/>
-        </w:rPr>
-        <w:t xml:space="preserve">Datos del mapa: National Geographic Education, from National Park Service trail information; Jeremy Atack, historical railroad data (ICPSR 36353), prepared by the MapMaker team; Native Land Digital.</w:t>
       </w:r>
     </w:p>
     <w:sectPr>

--- a/resources/dist/sheets/roads-trails-and-rails-west-student-sheet-es.docx
+++ b/resources/dist/sheets/roads-trails-and-rails-west-student-sheet-es.docx
@@ -64,7 +64,7 @@
         </w:rPr>
         <w:t xml:space="preserve">Abre el mapa: </w:t>
       </w:r>
-      <w:hyperlink w:history="1" r:id="rIdqtfszhmmimtstft7tjnxv">
+      <w:hyperlink w:history="1" r:id="rIdewzbwpsuuwg6vqvp5mr3e">
         <w:r>
           <w:rPr>
             <w:i/>

--- a/resources/dist/sheets/roads-trails-and-rails-west-student-sheet-es.docx
+++ b/resources/dist/sheets/roads-trails-and-rails-west-student-sheet-es.docx
@@ -64,7 +64,7 @@
         </w:rPr>
         <w:t xml:space="preserve">Abre el mapa: </w:t>
       </w:r>
-      <w:hyperlink w:history="1" r:id="rIdewzbwpsuuwg6vqvp5mr3e">
+      <w:hyperlink w:history="1" r:id="rIdzf61incdrg4qi551vno5t">
         <w:r>
           <w:rPr>
             <w:i/>
@@ -778,7 +778,7 @@
       <w:pStyle w:val="Credits"/>
     </w:pPr>
     <w:r>
-      <w:t xml:space="preserve">Caminos, senderos y ferrocarriles hacia el Oeste, 0.7.1.</w:t>
+      <w:t xml:space="preserve">Caminos, senderos y ferrocarriles hacia el Oeste, 0.7.2.</w:t>
     </w:r>
   </w:p>
 </w:ftr>

--- a/resources/dist/sheets/roads-trails-and-rails-west-student-sheet-es.docx
+++ b/resources/dist/sheets/roads-trails-and-rails-west-student-sheet-es.docx
@@ -64,7 +64,7 @@
         </w:rPr>
         <w:t xml:space="preserve">Abre el mapa: </w:t>
       </w:r>
-      <w:hyperlink w:history="1" r:id="rIdzf61incdrg4qi551vno5t">
+      <w:hyperlink w:history="1" r:id="rIdhl5ozvh66y1kuew72qtsw">
         <w:r>
           <w:rPr>
             <w:i/>

--- a/resources/dist/sheets/roads-trails-and-rails-west-student-sheet-es.docx
+++ b/resources/dist/sheets/roads-trails-and-rails-west-student-sheet-es.docx
@@ -64,7 +64,7 @@
         </w:rPr>
         <w:t xml:space="preserve">Abre el mapa: </w:t>
       </w:r>
-      <w:hyperlink w:history="1" r:id="rIdhl5ozvh66y1kuew72qtsw">
+      <w:hyperlink w:history="1" r:id="rIdqiwxkm1ggg8nhauzbyaue">
         <w:r>
           <w:rPr>
             <w:i/>

--- a/resources/dist/sheets/roads-trails-and-rails-west-student-sheet-es.docx
+++ b/resources/dist/sheets/roads-trails-and-rails-west-student-sheet-es.docx
@@ -64,7 +64,7 @@
         </w:rPr>
         <w:t xml:space="preserve">Abre el mapa: </w:t>
       </w:r>
-      <w:hyperlink w:history="1" r:id="rIdqiwxkm1ggg8nhauzbyaue">
+      <w:hyperlink w:history="1" r:id="rIda1wwearioqz-gi_wmcexw">
         <w:r>
           <w:rPr>
             <w:i/>
